--- a/TheorynCoding/Study Material/Java Overall/Java Overall/Quick Java/oza sir/New Way of Study/Collection Short Way.docx
+++ b/TheorynCoding/Study Material/Java Overall/Java Overall/Quick Java/oza sir/New Way of Study/Collection Short Way.docx
@@ -1011,16 +1011,16 @@
         <w:pStyle w:val="Heading3"/>
       </w:pPr>
       <w:r>
+        <w:t>Definition</w:t>
+      </w:r>
+    </w:p>
+    <w:p>
+      <w:pPr>
+        <w:pStyle w:val="NormalWeb"/>
+      </w:pPr>
+      <w:proofErr w:type="spellStart"/>
+      <w:r>
         <w:lastRenderedPageBreak/>
-        <w:t>Definition</w:t>
-      </w:r>
-    </w:p>
-    <w:p>
-      <w:pPr>
-        <w:pStyle w:val="NormalWeb"/>
-      </w:pPr>
-      <w:proofErr w:type="spellStart"/>
-      <w:r>
         <w:t>LinkedList</w:t>
       </w:r>
       <w:proofErr w:type="spellEnd"/>
@@ -1285,31 +1285,31 @@
           <w:szCs w:val="27"/>
           <w:lang w:eastAsia="en-IN"/>
         </w:rPr>
+        <w:t>Interview One-Liner</w:t>
+      </w:r>
+    </w:p>
+    <w:p>
+      <w:pPr>
+        <w:spacing w:beforeAutospacing="1" w:after="100" w:afterAutospacing="1" w:line="240" w:lineRule="auto"/>
+        <w:rPr>
+          <w:rFonts w:ascii="Times New Roman" w:eastAsia="Times New Roman" w:hAnsi="Times New Roman" w:cs="Times New Roman"/>
+          <w:b/>
+          <w:bCs/>
+          <w:sz w:val="24"/>
+          <w:szCs w:val="24"/>
+          <w:lang w:eastAsia="en-IN"/>
+        </w:rPr>
+      </w:pPr>
+      <w:r>
+        <w:rPr>
+          <w:rFonts w:ascii="Times New Roman" w:eastAsia="Times New Roman" w:hAnsi="Times New Roman" w:cs="Times New Roman"/>
+          <w:b/>
+          <w:bCs/>
+          <w:sz w:val="24"/>
+          <w:szCs w:val="24"/>
+          <w:lang w:eastAsia="en-IN"/>
+        </w:rPr>
         <w:lastRenderedPageBreak/>
-        <w:t>Interview One-Liner</w:t>
-      </w:r>
-    </w:p>
-    <w:p>
-      <w:pPr>
-        <w:spacing w:beforeAutospacing="1" w:after="100" w:afterAutospacing="1" w:line="240" w:lineRule="auto"/>
-        <w:rPr>
-          <w:rFonts w:ascii="Times New Roman" w:eastAsia="Times New Roman" w:hAnsi="Times New Roman" w:cs="Times New Roman"/>
-          <w:b/>
-          <w:bCs/>
-          <w:sz w:val="24"/>
-          <w:szCs w:val="24"/>
-          <w:lang w:eastAsia="en-IN"/>
-        </w:rPr>
-      </w:pPr>
-      <w:r>
-        <w:rPr>
-          <w:rFonts w:ascii="Times New Roman" w:eastAsia="Times New Roman" w:hAnsi="Times New Roman" w:cs="Times New Roman"/>
-          <w:b/>
-          <w:bCs/>
-          <w:sz w:val="24"/>
-          <w:szCs w:val="24"/>
-          <w:lang w:eastAsia="en-IN"/>
-        </w:rPr>
         <w:t xml:space="preserve">Vector is a thread-safe dynamic array implementation of List that maintains insertion order, allows unlimited duplicates and null values, supports index-based access, and doubles its capacity when full using </w:t>
       </w:r>
       <w:proofErr w:type="spellStart"/>
@@ -1615,27 +1615,27 @@
           <w:szCs w:val="27"/>
           <w:lang w:eastAsia="en-IN"/>
         </w:rPr>
+        <w:t>Definition</w:t>
+      </w:r>
+    </w:p>
+    <w:p>
+      <w:pPr>
+        <w:spacing w:beforeAutospacing="1" w:after="100" w:afterAutospacing="1" w:line="240" w:lineRule="auto"/>
+        <w:rPr>
+          <w:rFonts w:ascii="Times New Roman" w:eastAsia="Times New Roman" w:hAnsi="Times New Roman" w:cs="Times New Roman"/>
+          <w:sz w:val="24"/>
+          <w:szCs w:val="24"/>
+          <w:lang w:eastAsia="en-IN"/>
+        </w:rPr>
+      </w:pPr>
+      <w:r>
+        <w:rPr>
+          <w:rFonts w:ascii="Times New Roman" w:eastAsia="Times New Roman" w:hAnsi="Times New Roman" w:cs="Times New Roman"/>
+          <w:sz w:val="24"/>
+          <w:szCs w:val="24"/>
+          <w:lang w:eastAsia="en-IN"/>
+        </w:rPr>
         <w:lastRenderedPageBreak/>
-        <w:t>Definition</w:t>
-      </w:r>
-    </w:p>
-    <w:p>
-      <w:pPr>
-        <w:spacing w:beforeAutospacing="1" w:after="100" w:afterAutospacing="1" w:line="240" w:lineRule="auto"/>
-        <w:rPr>
-          <w:rFonts w:ascii="Times New Roman" w:eastAsia="Times New Roman" w:hAnsi="Times New Roman" w:cs="Times New Roman"/>
-          <w:sz w:val="24"/>
-          <w:szCs w:val="24"/>
-          <w:lang w:eastAsia="en-IN"/>
-        </w:rPr>
-      </w:pPr>
-      <w:r>
-        <w:rPr>
-          <w:rFonts w:ascii="Times New Roman" w:eastAsia="Times New Roman" w:hAnsi="Times New Roman" w:cs="Times New Roman"/>
-          <w:sz w:val="24"/>
-          <w:szCs w:val="24"/>
-          <w:lang w:eastAsia="en-IN"/>
-        </w:rPr>
         <w:t>Set is an interface that defines rules for storing unique elements.</w:t>
       </w:r>
     </w:p>
@@ -1853,7 +1853,6 @@
     </w:p>
     <w:p>
       <w:r>
-        <w:lastRenderedPageBreak/>
         <w:t xml:space="preserve">Red-Black Tree </w:t>
       </w:r>
       <w:r>
@@ -1887,6 +1886,7 @@
           <w:highlight w:val="red"/>
           <w:lang w:eastAsia="en-IN"/>
         </w:rPr>
+        <w:lastRenderedPageBreak/>
         <w:t xml:space="preserve">3.2 </w:t>
       </w:r>
       <w:proofErr w:type="spellStart"/>
@@ -2128,25 +2128,25 @@
         <w:pStyle w:val="Heading3"/>
       </w:pPr>
       <w:r>
+        <w:t>Definition</w:t>
+      </w:r>
+    </w:p>
+    <w:p>
+      <w:pPr>
+        <w:pStyle w:val="NormalWeb"/>
+      </w:pPr>
+      <w:proofErr w:type="spellStart"/>
+      <w:r>
+        <w:t>TreeSet</w:t>
+      </w:r>
+      <w:proofErr w:type="spellEnd"/>
+      <w:r>
+        <w:t xml:space="preserve"> is a class that implements Set and stores unique elements in sorted order.</w:t>
+      </w:r>
+    </w:p>
+    <w:p>
+      <w:r>
         <w:lastRenderedPageBreak/>
-        <w:t>Definition</w:t>
-      </w:r>
-    </w:p>
-    <w:p>
-      <w:pPr>
-        <w:pStyle w:val="NormalWeb"/>
-      </w:pPr>
-      <w:proofErr w:type="spellStart"/>
-      <w:r>
-        <w:t>TreeSet</w:t>
-      </w:r>
-      <w:proofErr w:type="spellEnd"/>
-      <w:r>
-        <w:t xml:space="preserve"> is a class that implements Set and stores unique elements in sorted order.</w:t>
-      </w:r>
-    </w:p>
-    <w:p>
-      <w:r>
         <w:pict>
           <v:rect id="_x0000_i1028" style="width:0;height:1.5pt" o:hralign="center" o:hrstd="t" o:hr="t" fillcolor="#a0a0a0" stroked="f"/>
         </w:pict>
@@ -2352,7 +2352,6 @@
           <w:szCs w:val="24"/>
           <w:lang w:eastAsia="en-IN"/>
         </w:rPr>
-        <w:lastRenderedPageBreak/>
         <w:t xml:space="preserve">Queue is an interface that follows the FIFO (First </w:t>
       </w:r>
       <w:proofErr w:type="gramStart"/>
@@ -2453,6 +2452,7 @@
           <w:highlight w:val="red"/>
           <w:lang w:eastAsia="en-IN"/>
         </w:rPr>
+        <w:lastRenderedPageBreak/>
         <w:t xml:space="preserve">4.1 </w:t>
       </w:r>
       <w:proofErr w:type="spellStart"/>
@@ -2557,7 +2557,6 @@
           <w:highlight w:val="red"/>
           <w:lang w:eastAsia="en-IN"/>
         </w:rPr>
-        <w:lastRenderedPageBreak/>
         <w:t xml:space="preserve">4.2 </w:t>
       </w:r>
       <w:proofErr w:type="spellStart"/>
@@ -2590,6 +2589,7 @@
       </w:pPr>
       <w:proofErr w:type="spellStart"/>
       <w:r>
+        <w:lastRenderedPageBreak/>
         <w:t>ArrayDeque</w:t>
       </w:r>
       <w:proofErr w:type="spellEnd"/>
@@ -2738,7 +2738,6 @@
           <w:szCs w:val="24"/>
           <w:lang w:eastAsia="en-IN"/>
         </w:rPr>
-        <w:lastRenderedPageBreak/>
         <w:t xml:space="preserve">Map is an interface that stores data in </w:t>
       </w:r>
       <w:r>
@@ -2826,6 +2825,7 @@
           <w:szCs w:val="24"/>
           <w:lang w:eastAsia="en-IN"/>
         </w:rPr>
+        <w:lastRenderedPageBreak/>
         <w:t>Map is an interface that stores data in key-value pairs, does not allow duplicate keys, allows duplicate values, and provides fast access to values using keys.</w:t>
       </w:r>
     </w:p>
@@ -2916,57 +2916,57 @@
       </w:pPr>
       <w:proofErr w:type="spellStart"/>
       <w:r>
+        <w:t>Hashtable</w:t>
+      </w:r>
+      <w:proofErr w:type="spellEnd"/>
+      <w:r>
+        <w:t xml:space="preserve"> is a thread-safe Hash Table based implementation of Map that stores data as key-value pairs, does not allow duplicate keys, does not allow null keys or values, uses </w:t>
+      </w:r>
+      <w:proofErr w:type="spellStart"/>
+      <w:r>
+        <w:rPr>
+          <w:rStyle w:val="HTMLCode"/>
+        </w:rPr>
+        <w:t>hashCode</w:t>
+      </w:r>
+      <w:proofErr w:type="spellEnd"/>
+      <w:r>
+        <w:rPr>
+          <w:rStyle w:val="HTMLCode"/>
+        </w:rPr>
+        <w:t>()</w:t>
+      </w:r>
+      <w:r>
+        <w:t xml:space="preserve"> and </w:t>
+      </w:r>
+      <w:r>
+        <w:rPr>
+          <w:rStyle w:val="HTMLCode"/>
+        </w:rPr>
+        <w:t>equals()</w:t>
+      </w:r>
+      <w:r>
+        <w:t xml:space="preserve"> on keys, and handles collisions using a Linked List that can be converted to a Red-Black Tree in Java 8+.</w:t>
+      </w:r>
+    </w:p>
+    <w:p>
+      <w:pPr>
+        <w:pStyle w:val="NormalWeb"/>
+      </w:pPr>
+      <w:r>
+        <w:t>Yes, in simple interview terms:</w:t>
+      </w:r>
+    </w:p>
+    <w:p>
+      <w:pPr>
+        <w:pStyle w:val="NormalWeb"/>
+      </w:pPr>
+      <w:proofErr w:type="gramStart"/>
+      <w:r>
+        <w:rPr>
+          <w:rStyle w:val="Strong"/>
+        </w:rPr>
         <w:lastRenderedPageBreak/>
-        <w:t>Hashtable</w:t>
-      </w:r>
-      <w:proofErr w:type="spellEnd"/>
-      <w:r>
-        <w:t xml:space="preserve"> is a thread-safe Hash Table based implementation of Map that stores data as key-value pairs, does not allow duplicate keys, does not allow null keys or values, uses </w:t>
-      </w:r>
-      <w:proofErr w:type="spellStart"/>
-      <w:r>
-        <w:rPr>
-          <w:rStyle w:val="HTMLCode"/>
-        </w:rPr>
-        <w:t>hashCode</w:t>
-      </w:r>
-      <w:proofErr w:type="spellEnd"/>
-      <w:r>
-        <w:rPr>
-          <w:rStyle w:val="HTMLCode"/>
-        </w:rPr>
-        <w:t>()</w:t>
-      </w:r>
-      <w:r>
-        <w:t xml:space="preserve"> and </w:t>
-      </w:r>
-      <w:r>
-        <w:rPr>
-          <w:rStyle w:val="HTMLCode"/>
-        </w:rPr>
-        <w:t>equals()</w:t>
-      </w:r>
-      <w:r>
-        <w:t xml:space="preserve"> on keys, and handles collisions using a Linked List that can be converted to a Red-Black Tree in Java 8+.</w:t>
-      </w:r>
-    </w:p>
-    <w:p>
-      <w:pPr>
-        <w:pStyle w:val="NormalWeb"/>
-      </w:pPr>
-      <w:r>
-        <w:t>Yes, in simple interview terms:</w:t>
-      </w:r>
-    </w:p>
-    <w:p>
-      <w:pPr>
-        <w:pStyle w:val="NormalWeb"/>
-      </w:pPr>
-      <w:proofErr w:type="gramStart"/>
-      <w:r>
-        <w:rPr>
-          <w:rStyle w:val="Strong"/>
-        </w:rPr>
         <w:t>Synchronized means only one thread can execute that synchronized method/block at a time.</w:t>
       </w:r>
       <w:proofErr w:type="gramEnd"/>
@@ -3072,7 +3072,6 @@
         <w:pStyle w:val="Heading3"/>
       </w:pPr>
       <w:r>
-        <w:lastRenderedPageBreak/>
         <w:t>Interview One-Liner</w:t>
       </w:r>
     </w:p>
@@ -3391,6 +3390,7 @@
         <w:pStyle w:val="Heading3"/>
       </w:pPr>
       <w:r>
+        <w:lastRenderedPageBreak/>
         <w:t>Definition</w:t>
       </w:r>
     </w:p>
@@ -3519,7 +3519,6 @@
       </w:pPr>
       <w:proofErr w:type="spellStart"/>
       <w:r>
-        <w:lastRenderedPageBreak/>
         <w:t>ConcurrentHashMap</w:t>
       </w:r>
       <w:proofErr w:type="spellEnd"/>
@@ -3548,6 +3547,7 @@
       </w:pPr>
       <w:proofErr w:type="spellStart"/>
       <w:r>
+        <w:lastRenderedPageBreak/>
         <w:t>ConcurrentHashMap</w:t>
       </w:r>
       <w:proofErr w:type="spellEnd"/>
@@ -3873,7 +3873,6 @@
             </w:pPr>
             <w:proofErr w:type="spellStart"/>
             <w:r>
-              <w:lastRenderedPageBreak/>
               <w:t>HashSet</w:t>
             </w:r>
             <w:proofErr w:type="spellEnd"/>
@@ -4021,6 +4020,7 @@
             </w:pPr>
             <w:proofErr w:type="spellStart"/>
             <w:r>
+              <w:lastRenderedPageBreak/>
               <w:t>PriorityQueue</w:t>
             </w:r>
             <w:proofErr w:type="spellEnd"/>
@@ -4316,412 +4316,411 @@
         <w:rPr>
           <w:rStyle w:val="HTMLCode"/>
         </w:rPr>
+        <w:t>Insertion Order</w:t>
+      </w:r>
+    </w:p>
+    <w:p>
+      <w:pPr>
+        <w:pStyle w:val="HTMLPreformatted"/>
+        <w:rPr>
+          <w:rStyle w:val="HTMLCode"/>
+        </w:rPr>
+      </w:pPr>
+      <w:r>
+        <w:rPr>
+          <w:rStyle w:val="HTMLCode"/>
+        </w:rPr>
+        <w:t>---------------</w:t>
+      </w:r>
+    </w:p>
+    <w:p>
+      <w:pPr>
+        <w:pStyle w:val="HTMLPreformatted"/>
+        <w:rPr>
+          <w:rStyle w:val="HTMLCode"/>
+        </w:rPr>
+      </w:pPr>
+      <w:proofErr w:type="spellStart"/>
+      <w:r>
+        <w:rPr>
+          <w:rStyle w:val="HTMLCode"/>
+        </w:rPr>
+        <w:t>ArrayList</w:t>
+      </w:r>
+      <w:proofErr w:type="spellEnd"/>
+    </w:p>
+    <w:p>
+      <w:pPr>
+        <w:pStyle w:val="HTMLPreformatted"/>
+        <w:rPr>
+          <w:rStyle w:val="HTMLCode"/>
+        </w:rPr>
+      </w:pPr>
+      <w:proofErr w:type="spellStart"/>
+      <w:r>
+        <w:rPr>
+          <w:rStyle w:val="HTMLCode"/>
+        </w:rPr>
+        <w:t>LinkedList</w:t>
+      </w:r>
+      <w:proofErr w:type="spellEnd"/>
+    </w:p>
+    <w:p>
+      <w:pPr>
+        <w:pStyle w:val="HTMLPreformatted"/>
+        <w:rPr>
+          <w:rStyle w:val="HTMLCode"/>
+        </w:rPr>
+      </w:pPr>
+      <w:r>
+        <w:rPr>
+          <w:rStyle w:val="HTMLCode"/>
+        </w:rPr>
+        <w:t>Vector</w:t>
+      </w:r>
+    </w:p>
+    <w:p>
+      <w:pPr>
+        <w:pStyle w:val="HTMLPreformatted"/>
+        <w:rPr>
+          <w:rStyle w:val="HTMLCode"/>
+        </w:rPr>
+      </w:pPr>
+      <w:proofErr w:type="spellStart"/>
+      <w:r>
+        <w:rPr>
+          <w:rStyle w:val="HTMLCode"/>
+        </w:rPr>
+        <w:t>LinkedHashSet</w:t>
+      </w:r>
+      <w:proofErr w:type="spellEnd"/>
+    </w:p>
+    <w:p>
+      <w:pPr>
+        <w:pStyle w:val="HTMLPreformatted"/>
+        <w:rPr>
+          <w:rStyle w:val="HTMLCode"/>
+        </w:rPr>
+      </w:pPr>
+      <w:proofErr w:type="spellStart"/>
+      <w:r>
+        <w:rPr>
+          <w:rStyle w:val="HTMLCode"/>
+        </w:rPr>
+        <w:t>LinkedHashMap</w:t>
+      </w:r>
+      <w:proofErr w:type="spellEnd"/>
+    </w:p>
+    <w:p>
+      <w:pPr>
+        <w:pStyle w:val="HTMLPreformatted"/>
+        <w:rPr>
+          <w:rStyle w:val="HTMLCode"/>
+        </w:rPr>
+      </w:pPr>
+    </w:p>
+    <w:p>
+      <w:pPr>
+        <w:pStyle w:val="HTMLPreformatted"/>
+        <w:rPr>
+          <w:rStyle w:val="HTMLCode"/>
+        </w:rPr>
+      </w:pPr>
+      <w:r>
+        <w:rPr>
+          <w:rStyle w:val="HTMLCode"/>
+        </w:rPr>
+        <w:t>No Order</w:t>
+      </w:r>
+    </w:p>
+    <w:p>
+      <w:pPr>
+        <w:pStyle w:val="HTMLPreformatted"/>
+        <w:rPr>
+          <w:rStyle w:val="HTMLCode"/>
+        </w:rPr>
+      </w:pPr>
+      <w:r>
+        <w:rPr>
+          <w:rStyle w:val="HTMLCode"/>
+        </w:rPr>
+        <w:t>--------</w:t>
+      </w:r>
+    </w:p>
+    <w:p>
+      <w:pPr>
+        <w:pStyle w:val="HTMLPreformatted"/>
+        <w:rPr>
+          <w:rStyle w:val="HTMLCode"/>
+        </w:rPr>
+      </w:pPr>
+      <w:proofErr w:type="spellStart"/>
+      <w:r>
+        <w:rPr>
+          <w:rStyle w:val="HTMLCode"/>
+        </w:rPr>
+        <w:t>HashSet</w:t>
+      </w:r>
+      <w:proofErr w:type="spellEnd"/>
+    </w:p>
+    <w:p>
+      <w:pPr>
+        <w:pStyle w:val="HTMLPreformatted"/>
+        <w:rPr>
+          <w:rStyle w:val="HTMLCode"/>
+        </w:rPr>
+      </w:pPr>
+      <w:proofErr w:type="spellStart"/>
+      <w:r>
+        <w:rPr>
+          <w:rStyle w:val="HTMLCode"/>
+        </w:rPr>
+        <w:t>HashMap</w:t>
+      </w:r>
+      <w:proofErr w:type="spellEnd"/>
+    </w:p>
+    <w:p>
+      <w:pPr>
+        <w:pStyle w:val="HTMLPreformatted"/>
+        <w:rPr>
+          <w:rStyle w:val="HTMLCode"/>
+        </w:rPr>
+      </w:pPr>
+      <w:proofErr w:type="spellStart"/>
+      <w:r>
+        <w:rPr>
+          <w:rStyle w:val="HTMLCode"/>
+        </w:rPr>
+        <w:t>Hashtable</w:t>
+      </w:r>
+      <w:proofErr w:type="spellEnd"/>
+    </w:p>
+    <w:p>
+      <w:pPr>
+        <w:pStyle w:val="HTMLPreformatted"/>
+        <w:rPr>
+          <w:rStyle w:val="HTMLCode"/>
+        </w:rPr>
+      </w:pPr>
+      <w:proofErr w:type="spellStart"/>
+      <w:r>
+        <w:rPr>
+          <w:rStyle w:val="HTMLCode"/>
+        </w:rPr>
+        <w:t>ConcurrentHashMap</w:t>
+      </w:r>
+      <w:proofErr w:type="spellEnd"/>
+    </w:p>
+    <w:p>
+      <w:pPr>
+        <w:pStyle w:val="HTMLPreformatted"/>
+        <w:rPr>
+          <w:rStyle w:val="HTMLCode"/>
+        </w:rPr>
+      </w:pPr>
+    </w:p>
+    <w:p>
+      <w:pPr>
+        <w:pStyle w:val="HTMLPreformatted"/>
+        <w:rPr>
+          <w:rStyle w:val="HTMLCode"/>
+        </w:rPr>
+      </w:pPr>
+      <w:r>
+        <w:rPr>
+          <w:rStyle w:val="HTMLCode"/>
+        </w:rPr>
+        <w:t>Sorted Order</w:t>
+      </w:r>
+    </w:p>
+    <w:p>
+      <w:pPr>
+        <w:pStyle w:val="HTMLPreformatted"/>
+        <w:rPr>
+          <w:rStyle w:val="HTMLCode"/>
+        </w:rPr>
+      </w:pPr>
+      <w:r>
+        <w:rPr>
+          <w:rStyle w:val="HTMLCode"/>
+        </w:rPr>
+        <w:t>------------</w:t>
+      </w:r>
+    </w:p>
+    <w:p>
+      <w:pPr>
+        <w:pStyle w:val="HTMLPreformatted"/>
+        <w:rPr>
+          <w:rStyle w:val="HTMLCode"/>
+        </w:rPr>
+      </w:pPr>
+      <w:proofErr w:type="spellStart"/>
+      <w:r>
+        <w:rPr>
+          <w:rStyle w:val="HTMLCode"/>
+        </w:rPr>
+        <w:t>TreeSet</w:t>
+      </w:r>
+      <w:proofErr w:type="spellEnd"/>
+    </w:p>
+    <w:p>
+      <w:pPr>
+        <w:pStyle w:val="HTMLPreformatted"/>
+        <w:rPr>
+          <w:rStyle w:val="HTMLCode"/>
+        </w:rPr>
+      </w:pPr>
+      <w:proofErr w:type="spellStart"/>
+      <w:r>
+        <w:rPr>
+          <w:rStyle w:val="HTMLCode"/>
+        </w:rPr>
+        <w:t>TreeMap</w:t>
+      </w:r>
+      <w:proofErr w:type="spellEnd"/>
+    </w:p>
+    <w:p>
+      <w:pPr>
+        <w:pStyle w:val="HTMLPreformatted"/>
+        <w:rPr>
+          <w:rStyle w:val="HTMLCode"/>
+        </w:rPr>
+      </w:pPr>
+    </w:p>
+    <w:p>
+      <w:pPr>
+        <w:pStyle w:val="HTMLPreformatted"/>
+        <w:rPr>
+          <w:rStyle w:val="HTMLCode"/>
+        </w:rPr>
+      </w:pPr>
+      <w:r>
+        <w:rPr>
+          <w:rStyle w:val="HTMLCode"/>
+        </w:rPr>
+        <w:t>Priority Order</w:t>
+      </w:r>
+    </w:p>
+    <w:p>
+      <w:pPr>
+        <w:pStyle w:val="HTMLPreformatted"/>
+        <w:rPr>
+          <w:rStyle w:val="HTMLCode"/>
+        </w:rPr>
+      </w:pPr>
+      <w:r>
+        <w:rPr>
+          <w:rStyle w:val="HTMLCode"/>
+        </w:rPr>
+        <w:t>--------------</w:t>
+      </w:r>
+    </w:p>
+    <w:p>
+      <w:pPr>
+        <w:pStyle w:val="HTMLPreformatted"/>
+        <w:rPr>
+          <w:rStyle w:val="HTMLCode"/>
+        </w:rPr>
+      </w:pPr>
+      <w:proofErr w:type="spellStart"/>
+      <w:r>
+        <w:rPr>
+          <w:rStyle w:val="HTMLCode"/>
+        </w:rPr>
+        <w:t>PriorityQueue</w:t>
+      </w:r>
+      <w:proofErr w:type="spellEnd"/>
+    </w:p>
+    <w:p>
+      <w:pPr>
+        <w:pStyle w:val="HTMLPreformatted"/>
+        <w:rPr>
+          <w:rStyle w:val="HTMLCode"/>
+        </w:rPr>
+      </w:pPr>
+    </w:p>
+    <w:p>
+      <w:pPr>
+        <w:pStyle w:val="HTMLPreformatted"/>
+        <w:rPr>
+          <w:rStyle w:val="HTMLCode"/>
+        </w:rPr>
+      </w:pPr>
+      <w:r>
+        <w:rPr>
+          <w:rStyle w:val="HTMLCode"/>
+        </w:rPr>
+        <w:t>LIFO</w:t>
+      </w:r>
+    </w:p>
+    <w:p>
+      <w:pPr>
+        <w:pStyle w:val="HTMLPreformatted"/>
+        <w:rPr>
+          <w:rStyle w:val="HTMLCode"/>
+        </w:rPr>
+      </w:pPr>
+      <w:r>
+        <w:rPr>
+          <w:rStyle w:val="HTMLCode"/>
+        </w:rPr>
+        <w:t>----</w:t>
+      </w:r>
+    </w:p>
+    <w:p>
+      <w:pPr>
+        <w:pStyle w:val="HTMLPreformatted"/>
+        <w:rPr>
+          <w:rStyle w:val="HTMLCode"/>
+        </w:rPr>
+      </w:pPr>
+      <w:r>
+        <w:rPr>
+          <w:rStyle w:val="HTMLCode"/>
+        </w:rPr>
+        <w:t>Stack</w:t>
+      </w:r>
+    </w:p>
+    <w:p/>
+    <w:p>
+      <w:pPr>
+        <w:pStyle w:val="NormalWeb"/>
+      </w:pPr>
+      <w:r>
+        <w:t>You're moving to the next important collection topic.</w:t>
+      </w:r>
+    </w:p>
+    <w:p>
+      <w:pPr>
+        <w:pStyle w:val="Heading1"/>
+      </w:pPr>
+      <w:r>
+        <w:rPr>
+          <w:highlight w:val="yellow"/>
+        </w:rPr>
+        <w:t xml:space="preserve">Fail-Fast </w:t>
+      </w:r>
+      <w:proofErr w:type="spellStart"/>
+      <w:r>
+        <w:rPr>
+          <w:highlight w:val="yellow"/>
+        </w:rPr>
+        <w:t>vs</w:t>
+      </w:r>
+      <w:proofErr w:type="spellEnd"/>
+      <w:r>
+        <w:rPr>
+          <w:highlight w:val="yellow"/>
+        </w:rPr>
+        <w:t xml:space="preserve"> Fail-Safe</w:t>
+      </w:r>
+    </w:p>
+    <w:p>
+      <w:pPr>
+        <w:pStyle w:val="Heading3"/>
+      </w:pPr>
+      <w:r>
         <w:lastRenderedPageBreak/>
-        <w:t>Insertion Order</w:t>
-      </w:r>
-    </w:p>
-    <w:p>
-      <w:pPr>
-        <w:pStyle w:val="HTMLPreformatted"/>
-        <w:rPr>
-          <w:rStyle w:val="HTMLCode"/>
-        </w:rPr>
-      </w:pPr>
-      <w:r>
-        <w:rPr>
-          <w:rStyle w:val="HTMLCode"/>
-        </w:rPr>
-        <w:t>---------------</w:t>
-      </w:r>
-    </w:p>
-    <w:p>
-      <w:pPr>
-        <w:pStyle w:val="HTMLPreformatted"/>
-        <w:rPr>
-          <w:rStyle w:val="HTMLCode"/>
-        </w:rPr>
-      </w:pPr>
-      <w:proofErr w:type="spellStart"/>
-      <w:r>
-        <w:rPr>
-          <w:rStyle w:val="HTMLCode"/>
-        </w:rPr>
-        <w:t>ArrayList</w:t>
-      </w:r>
-      <w:proofErr w:type="spellEnd"/>
-    </w:p>
-    <w:p>
-      <w:pPr>
-        <w:pStyle w:val="HTMLPreformatted"/>
-        <w:rPr>
-          <w:rStyle w:val="HTMLCode"/>
-        </w:rPr>
-      </w:pPr>
-      <w:proofErr w:type="spellStart"/>
-      <w:r>
-        <w:rPr>
-          <w:rStyle w:val="HTMLCode"/>
-        </w:rPr>
-        <w:t>LinkedList</w:t>
-      </w:r>
-      <w:proofErr w:type="spellEnd"/>
-    </w:p>
-    <w:p>
-      <w:pPr>
-        <w:pStyle w:val="HTMLPreformatted"/>
-        <w:rPr>
-          <w:rStyle w:val="HTMLCode"/>
-        </w:rPr>
-      </w:pPr>
-      <w:r>
-        <w:rPr>
-          <w:rStyle w:val="HTMLCode"/>
-        </w:rPr>
-        <w:t>Vector</w:t>
-      </w:r>
-    </w:p>
-    <w:p>
-      <w:pPr>
-        <w:pStyle w:val="HTMLPreformatted"/>
-        <w:rPr>
-          <w:rStyle w:val="HTMLCode"/>
-        </w:rPr>
-      </w:pPr>
-      <w:proofErr w:type="spellStart"/>
-      <w:r>
-        <w:rPr>
-          <w:rStyle w:val="HTMLCode"/>
-        </w:rPr>
-        <w:t>LinkedHashSet</w:t>
-      </w:r>
-      <w:proofErr w:type="spellEnd"/>
-    </w:p>
-    <w:p>
-      <w:pPr>
-        <w:pStyle w:val="HTMLPreformatted"/>
-        <w:rPr>
-          <w:rStyle w:val="HTMLCode"/>
-        </w:rPr>
-      </w:pPr>
-      <w:proofErr w:type="spellStart"/>
-      <w:r>
-        <w:rPr>
-          <w:rStyle w:val="HTMLCode"/>
-        </w:rPr>
-        <w:t>LinkedHashMap</w:t>
-      </w:r>
-      <w:proofErr w:type="spellEnd"/>
-    </w:p>
-    <w:p>
-      <w:pPr>
-        <w:pStyle w:val="HTMLPreformatted"/>
-        <w:rPr>
-          <w:rStyle w:val="HTMLCode"/>
-        </w:rPr>
-      </w:pPr>
-    </w:p>
-    <w:p>
-      <w:pPr>
-        <w:pStyle w:val="HTMLPreformatted"/>
-        <w:rPr>
-          <w:rStyle w:val="HTMLCode"/>
-        </w:rPr>
-      </w:pPr>
-      <w:r>
-        <w:rPr>
-          <w:rStyle w:val="HTMLCode"/>
-        </w:rPr>
-        <w:t>No Order</w:t>
-      </w:r>
-    </w:p>
-    <w:p>
-      <w:pPr>
-        <w:pStyle w:val="HTMLPreformatted"/>
-        <w:rPr>
-          <w:rStyle w:val="HTMLCode"/>
-        </w:rPr>
-      </w:pPr>
-      <w:r>
-        <w:rPr>
-          <w:rStyle w:val="HTMLCode"/>
-        </w:rPr>
-        <w:t>--------</w:t>
-      </w:r>
-    </w:p>
-    <w:p>
-      <w:pPr>
-        <w:pStyle w:val="HTMLPreformatted"/>
-        <w:rPr>
-          <w:rStyle w:val="HTMLCode"/>
-        </w:rPr>
-      </w:pPr>
-      <w:proofErr w:type="spellStart"/>
-      <w:r>
-        <w:rPr>
-          <w:rStyle w:val="HTMLCode"/>
-        </w:rPr>
-        <w:t>HashSet</w:t>
-      </w:r>
-      <w:proofErr w:type="spellEnd"/>
-    </w:p>
-    <w:p>
-      <w:pPr>
-        <w:pStyle w:val="HTMLPreformatted"/>
-        <w:rPr>
-          <w:rStyle w:val="HTMLCode"/>
-        </w:rPr>
-      </w:pPr>
-      <w:proofErr w:type="spellStart"/>
-      <w:r>
-        <w:rPr>
-          <w:rStyle w:val="HTMLCode"/>
-        </w:rPr>
-        <w:t>HashMap</w:t>
-      </w:r>
-      <w:proofErr w:type="spellEnd"/>
-    </w:p>
-    <w:p>
-      <w:pPr>
-        <w:pStyle w:val="HTMLPreformatted"/>
-        <w:rPr>
-          <w:rStyle w:val="HTMLCode"/>
-        </w:rPr>
-      </w:pPr>
-      <w:proofErr w:type="spellStart"/>
-      <w:r>
-        <w:rPr>
-          <w:rStyle w:val="HTMLCode"/>
-        </w:rPr>
-        <w:t>Hashtable</w:t>
-      </w:r>
-      <w:proofErr w:type="spellEnd"/>
-    </w:p>
-    <w:p>
-      <w:pPr>
-        <w:pStyle w:val="HTMLPreformatted"/>
-        <w:rPr>
-          <w:rStyle w:val="HTMLCode"/>
-        </w:rPr>
-      </w:pPr>
-      <w:proofErr w:type="spellStart"/>
-      <w:r>
-        <w:rPr>
-          <w:rStyle w:val="HTMLCode"/>
-        </w:rPr>
-        <w:t>ConcurrentHashMap</w:t>
-      </w:r>
-      <w:proofErr w:type="spellEnd"/>
-    </w:p>
-    <w:p>
-      <w:pPr>
-        <w:pStyle w:val="HTMLPreformatted"/>
-        <w:rPr>
-          <w:rStyle w:val="HTMLCode"/>
-        </w:rPr>
-      </w:pPr>
-    </w:p>
-    <w:p>
-      <w:pPr>
-        <w:pStyle w:val="HTMLPreformatted"/>
-        <w:rPr>
-          <w:rStyle w:val="HTMLCode"/>
-        </w:rPr>
-      </w:pPr>
-      <w:r>
-        <w:rPr>
-          <w:rStyle w:val="HTMLCode"/>
-        </w:rPr>
-        <w:t>Sorted Order</w:t>
-      </w:r>
-    </w:p>
-    <w:p>
-      <w:pPr>
-        <w:pStyle w:val="HTMLPreformatted"/>
-        <w:rPr>
-          <w:rStyle w:val="HTMLCode"/>
-        </w:rPr>
-      </w:pPr>
-      <w:r>
-        <w:rPr>
-          <w:rStyle w:val="HTMLCode"/>
-        </w:rPr>
-        <w:t>------------</w:t>
-      </w:r>
-    </w:p>
-    <w:p>
-      <w:pPr>
-        <w:pStyle w:val="HTMLPreformatted"/>
-        <w:rPr>
-          <w:rStyle w:val="HTMLCode"/>
-        </w:rPr>
-      </w:pPr>
-      <w:proofErr w:type="spellStart"/>
-      <w:r>
-        <w:rPr>
-          <w:rStyle w:val="HTMLCode"/>
-        </w:rPr>
-        <w:t>TreeSet</w:t>
-      </w:r>
-      <w:proofErr w:type="spellEnd"/>
-    </w:p>
-    <w:p>
-      <w:pPr>
-        <w:pStyle w:val="HTMLPreformatted"/>
-        <w:rPr>
-          <w:rStyle w:val="HTMLCode"/>
-        </w:rPr>
-      </w:pPr>
-      <w:proofErr w:type="spellStart"/>
-      <w:r>
-        <w:rPr>
-          <w:rStyle w:val="HTMLCode"/>
-        </w:rPr>
-        <w:t>TreeMap</w:t>
-      </w:r>
-      <w:proofErr w:type="spellEnd"/>
-    </w:p>
-    <w:p>
-      <w:pPr>
-        <w:pStyle w:val="HTMLPreformatted"/>
-        <w:rPr>
-          <w:rStyle w:val="HTMLCode"/>
-        </w:rPr>
-      </w:pPr>
-    </w:p>
-    <w:p>
-      <w:pPr>
-        <w:pStyle w:val="HTMLPreformatted"/>
-        <w:rPr>
-          <w:rStyle w:val="HTMLCode"/>
-        </w:rPr>
-      </w:pPr>
-      <w:r>
-        <w:rPr>
-          <w:rStyle w:val="HTMLCode"/>
-        </w:rPr>
-        <w:t>Priority Order</w:t>
-      </w:r>
-    </w:p>
-    <w:p>
-      <w:pPr>
-        <w:pStyle w:val="HTMLPreformatted"/>
-        <w:rPr>
-          <w:rStyle w:val="HTMLCode"/>
-        </w:rPr>
-      </w:pPr>
-      <w:r>
-        <w:rPr>
-          <w:rStyle w:val="HTMLCode"/>
-        </w:rPr>
-        <w:t>--------------</w:t>
-      </w:r>
-    </w:p>
-    <w:p>
-      <w:pPr>
-        <w:pStyle w:val="HTMLPreformatted"/>
-        <w:rPr>
-          <w:rStyle w:val="HTMLCode"/>
-        </w:rPr>
-      </w:pPr>
-      <w:proofErr w:type="spellStart"/>
-      <w:r>
-        <w:rPr>
-          <w:rStyle w:val="HTMLCode"/>
-        </w:rPr>
-        <w:t>PriorityQueue</w:t>
-      </w:r>
-      <w:proofErr w:type="spellEnd"/>
-    </w:p>
-    <w:p>
-      <w:pPr>
-        <w:pStyle w:val="HTMLPreformatted"/>
-        <w:rPr>
-          <w:rStyle w:val="HTMLCode"/>
-        </w:rPr>
-      </w:pPr>
-    </w:p>
-    <w:p>
-      <w:pPr>
-        <w:pStyle w:val="HTMLPreformatted"/>
-        <w:rPr>
-          <w:rStyle w:val="HTMLCode"/>
-        </w:rPr>
-      </w:pPr>
-      <w:r>
-        <w:rPr>
-          <w:rStyle w:val="HTMLCode"/>
-        </w:rPr>
-        <w:t>LIFO</w:t>
-      </w:r>
-    </w:p>
-    <w:p>
-      <w:pPr>
-        <w:pStyle w:val="HTMLPreformatted"/>
-        <w:rPr>
-          <w:rStyle w:val="HTMLCode"/>
-        </w:rPr>
-      </w:pPr>
-      <w:r>
-        <w:rPr>
-          <w:rStyle w:val="HTMLCode"/>
-        </w:rPr>
-        <w:t>----</w:t>
-      </w:r>
-    </w:p>
-    <w:p>
-      <w:pPr>
-        <w:pStyle w:val="HTMLPreformatted"/>
-        <w:rPr>
-          <w:rStyle w:val="HTMLCode"/>
-        </w:rPr>
-      </w:pPr>
-      <w:r>
-        <w:rPr>
-          <w:rStyle w:val="HTMLCode"/>
-        </w:rPr>
-        <w:t>Stack</w:t>
-      </w:r>
-    </w:p>
-    <w:p/>
-    <w:p>
-      <w:pPr>
-        <w:pStyle w:val="NormalWeb"/>
-      </w:pPr>
-      <w:r>
-        <w:lastRenderedPageBreak/>
-        <w:t>You're moving to the next important collection topic.</w:t>
-      </w:r>
-    </w:p>
-    <w:p>
-      <w:pPr>
-        <w:pStyle w:val="Heading1"/>
-      </w:pPr>
-      <w:r>
-        <w:rPr>
-          <w:highlight w:val="yellow"/>
-        </w:rPr>
-        <w:t xml:space="preserve">Fail-Fast </w:t>
-      </w:r>
-      <w:proofErr w:type="spellStart"/>
-      <w:r>
-        <w:rPr>
-          <w:highlight w:val="yellow"/>
-        </w:rPr>
-        <w:t>vs</w:t>
-      </w:r>
-      <w:proofErr w:type="spellEnd"/>
-      <w:r>
-        <w:rPr>
-          <w:highlight w:val="yellow"/>
-        </w:rPr>
-        <w:t xml:space="preserve"> Fail-Safe</w:t>
-      </w:r>
-    </w:p>
-    <w:p>
-      <w:pPr>
-        <w:pStyle w:val="Heading3"/>
-      </w:pPr>
-      <w:r>
         <w:t>Fail-Fast</w:t>
       </w:r>
     </w:p>
@@ -4809,7 +4808,6 @@
         <w:pStyle w:val="NormalWeb"/>
       </w:pPr>
       <w:r>
-        <w:lastRenderedPageBreak/>
         <w:t xml:space="preserve">Comparable is used to define the </w:t>
       </w:r>
       <w:r>
@@ -4834,6 +4832,7 @@
         <w:pStyle w:val="Heading3"/>
       </w:pPr>
       <w:r>
+        <w:lastRenderedPageBreak/>
         <w:t>Interview One-Liner</w:t>
       </w:r>
     </w:p>
@@ -4921,7 +4920,6 @@
         <w:pStyle w:val="NormalWeb"/>
       </w:pPr>
       <w:r>
-        <w:lastRenderedPageBreak/>
         <w:t xml:space="preserve">Comparator is used to define custom sorting logic outside the class using the </w:t>
       </w:r>
       <w:proofErr w:type="gramStart"/>
@@ -4953,37 +4951,613 @@
       <w:pPr>
         <w:pStyle w:val="NormalWeb"/>
       </w:pPr>
+      <w:r>
+        <w:lastRenderedPageBreak/>
+        <w:t xml:space="preserve">Comparable uses </w:t>
+      </w:r>
+      <w:proofErr w:type="spellStart"/>
+      <w:proofErr w:type="gramStart"/>
+      <w:r>
+        <w:rPr>
+          <w:rStyle w:val="HTMLCode"/>
+        </w:rPr>
+        <w:t>compareTo</w:t>
+      </w:r>
+      <w:proofErr w:type="spellEnd"/>
+      <w:r>
+        <w:rPr>
+          <w:rStyle w:val="HTMLCode"/>
+        </w:rPr>
+        <w:t>(</w:t>
+      </w:r>
+      <w:proofErr w:type="gramEnd"/>
+      <w:r>
+        <w:rPr>
+          <w:rStyle w:val="HTMLCode"/>
+        </w:rPr>
+        <w:t>)</w:t>
+      </w:r>
+      <w:r>
+        <w:t xml:space="preserve"> and defines natural sorting inside the class, whereas Comparator uses </w:t>
+      </w:r>
+      <w:r>
+        <w:rPr>
+          <w:rStyle w:val="HTMLCode"/>
+        </w:rPr>
+        <w:t>compare()</w:t>
+      </w:r>
+      <w:r>
+        <w:t xml:space="preserve"> and defines custom sorting outside the class.</w:t>
+      </w:r>
+    </w:p>
+    <w:p>
+      <w:pPr>
+        <w:pStyle w:val="NormalWeb"/>
+      </w:pPr>
+    </w:p>
+    <w:p>
+      <w:pPr>
+        <w:pStyle w:val="NormalWeb"/>
+      </w:pPr>
+    </w:p>
+    <w:p>
+      <w:pPr>
+        <w:pStyle w:val="ListParagraph"/>
+        <w:numPr>
+          <w:ilvl w:val="0"/>
+          <w:numId w:val="21"/>
+        </w:numPr>
+        <w:spacing w:before="100" w:beforeAutospacing="1" w:after="100" w:afterAutospacing="1" w:line="240" w:lineRule="auto"/>
+        <w:outlineLvl w:val="0"/>
+        <w:rPr>
+          <w:rFonts w:ascii="Times New Roman" w:eastAsia="Times New Roman" w:hAnsi="Times New Roman" w:cs="Times New Roman"/>
+          <w:b/>
+          <w:bCs/>
+          <w:kern w:val="36"/>
+          <w:sz w:val="48"/>
+          <w:szCs w:val="48"/>
+          <w:lang w:eastAsia="en-IN"/>
+        </w:rPr>
+      </w:pPr>
+      <w:proofErr w:type="spellStart"/>
+      <w:r>
+        <w:rPr>
+          <w:rFonts w:ascii="Times New Roman" w:eastAsia="Times New Roman" w:hAnsi="Times New Roman" w:cs="Times New Roman"/>
+          <w:b/>
+          <w:bCs/>
+          <w:kern w:val="36"/>
+          <w:sz w:val="48"/>
+          <w:szCs w:val="48"/>
+          <w:highlight w:val="yellow"/>
+          <w:lang w:eastAsia="en-IN"/>
+        </w:rPr>
+        <w:t>WeakHashMap</w:t>
+      </w:r>
+      <w:proofErr w:type="spellEnd"/>
+    </w:p>
+    <w:p>
+      <w:pPr>
+        <w:spacing w:before="100" w:beforeAutospacing="1" w:after="100" w:afterAutospacing="1" w:line="240" w:lineRule="auto"/>
+        <w:rPr>
+          <w:rFonts w:ascii="Times New Roman" w:eastAsia="Times New Roman" w:hAnsi="Times New Roman" w:cs="Times New Roman"/>
+          <w:sz w:val="24"/>
+          <w:szCs w:val="24"/>
+          <w:lang w:eastAsia="en-IN"/>
+        </w:rPr>
+      </w:pPr>
       <w:bookmarkStart w:id="0" w:name="_GoBack"/>
       <w:bookmarkEnd w:id="0"/>
       <w:r>
-        <w:t xml:space="preserve">Comparable uses </w:t>
+        <w:rPr>
+          <w:rFonts w:ascii="Times New Roman" w:eastAsia="Times New Roman" w:hAnsi="Times New Roman" w:cs="Times New Roman"/>
+          <w:sz w:val="24"/>
+          <w:szCs w:val="24"/>
+          <w:lang w:eastAsia="en-IN"/>
+        </w:rPr>
+        <w:t xml:space="preserve">A </w:t>
       </w:r>
       <w:proofErr w:type="spellStart"/>
       <w:r>
         <w:rPr>
-          <w:rStyle w:val="HTMLCode"/>
-        </w:rPr>
-        <w:t>compareTo</w:t>
+          <w:rFonts w:ascii="Courier New" w:eastAsia="Times New Roman" w:hAnsi="Courier New" w:cs="Courier New"/>
+          <w:sz w:val="20"/>
+          <w:szCs w:val="20"/>
+          <w:lang w:eastAsia="en-IN"/>
+        </w:rPr>
+        <w:t>WeakHashMap</w:t>
       </w:r>
       <w:proofErr w:type="spellEnd"/>
       <w:r>
         <w:rPr>
-          <w:rStyle w:val="HTMLCode"/>
-        </w:rPr>
-        <w:t>()</w:t>
-      </w:r>
-      <w:r>
-        <w:t xml:space="preserve"> and defines natural sorting inside the class, whereas Comparator uses </w:t>
-      </w:r>
-      <w:r>
-        <w:rPr>
-          <w:rStyle w:val="HTMLCode"/>
-        </w:rPr>
-        <w:t>compare()</w:t>
-      </w:r>
-      <w:r>
-        <w:t xml:space="preserve"> and defines custom sorting outside the class.</w:t>
-      </w:r>
+          <w:rFonts w:ascii="Times New Roman" w:eastAsia="Times New Roman" w:hAnsi="Times New Roman" w:cs="Times New Roman"/>
+          <w:sz w:val="24"/>
+          <w:szCs w:val="24"/>
+          <w:lang w:eastAsia="en-IN"/>
+        </w:rPr>
+        <w:t xml:space="preserve"> stores keys that can be </w:t>
+      </w:r>
+      <w:r>
+        <w:rPr>
+          <w:rFonts w:ascii="Times New Roman" w:eastAsia="Times New Roman" w:hAnsi="Times New Roman" w:cs="Times New Roman"/>
+          <w:b/>
+          <w:bCs/>
+          <w:sz w:val="24"/>
+          <w:szCs w:val="24"/>
+          <w:lang w:eastAsia="en-IN"/>
+        </w:rPr>
+        <w:t>automatically removed by Garbage Collector (GC)</w:t>
+      </w:r>
+      <w:r>
+        <w:rPr>
+          <w:rFonts w:ascii="Times New Roman" w:eastAsia="Times New Roman" w:hAnsi="Times New Roman" w:cs="Times New Roman"/>
+          <w:sz w:val="24"/>
+          <w:szCs w:val="24"/>
+          <w:lang w:eastAsia="en-IN"/>
+        </w:rPr>
+        <w:t xml:space="preserve"> when they are no longer used anywhere else in the program.</w:t>
+      </w:r>
+    </w:p>
+    <w:p>
+      <w:pPr>
+        <w:spacing w:before="100" w:beforeAutospacing="1" w:after="100" w:afterAutospacing="1" w:line="240" w:lineRule="auto"/>
+        <w:outlineLvl w:val="0"/>
+        <w:rPr>
+          <w:rFonts w:ascii="Times New Roman" w:eastAsia="Times New Roman" w:hAnsi="Times New Roman" w:cs="Times New Roman"/>
+          <w:b/>
+          <w:bCs/>
+          <w:kern w:val="36"/>
+          <w:sz w:val="48"/>
+          <w:szCs w:val="48"/>
+          <w:lang w:eastAsia="en-IN"/>
+        </w:rPr>
+      </w:pPr>
+    </w:p>
+    <w:p>
+      <w:pPr>
+        <w:spacing w:beforeAutospacing="1" w:after="100" w:afterAutospacing="1" w:line="240" w:lineRule="auto"/>
+        <w:rPr>
+          <w:rFonts w:ascii="Times New Roman" w:eastAsia="Times New Roman" w:hAnsi="Times New Roman" w:cs="Times New Roman"/>
+          <w:sz w:val="24"/>
+          <w:szCs w:val="24"/>
+          <w:lang w:eastAsia="en-IN"/>
+        </w:rPr>
+      </w:pPr>
+      <w:proofErr w:type="spellStart"/>
+      <w:r>
+        <w:rPr>
+          <w:rFonts w:ascii="Times New Roman" w:eastAsia="Times New Roman" w:hAnsi="Times New Roman" w:cs="Times New Roman"/>
+          <w:sz w:val="24"/>
+          <w:szCs w:val="24"/>
+          <w:lang w:eastAsia="en-IN"/>
+        </w:rPr>
+        <w:t>WeakHashMap</w:t>
+      </w:r>
+      <w:proofErr w:type="spellEnd"/>
+      <w:r>
+        <w:rPr>
+          <w:rFonts w:ascii="Times New Roman" w:eastAsia="Times New Roman" w:hAnsi="Times New Roman" w:cs="Times New Roman"/>
+          <w:sz w:val="24"/>
+          <w:szCs w:val="24"/>
+          <w:lang w:eastAsia="en-IN"/>
+        </w:rPr>
+        <w:t xml:space="preserve"> = Map where unused keys are automatically removed by GC.</w:t>
+      </w:r>
+    </w:p>
+    <w:p>
+      <w:pPr>
+        <w:spacing w:after="0" w:line="240" w:lineRule="auto"/>
+        <w:rPr>
+          <w:rFonts w:ascii="Times New Roman" w:eastAsia="Times New Roman" w:hAnsi="Times New Roman" w:cs="Times New Roman"/>
+          <w:sz w:val="24"/>
+          <w:szCs w:val="24"/>
+          <w:lang w:eastAsia="en-IN"/>
+        </w:rPr>
+      </w:pPr>
+      <w:r>
+        <w:rPr>
+          <w:rFonts w:ascii="Times New Roman" w:eastAsia="Times New Roman" w:hAnsi="Times New Roman" w:cs="Times New Roman"/>
+          <w:sz w:val="24"/>
+          <w:szCs w:val="24"/>
+          <w:lang w:eastAsia="en-IN"/>
+        </w:rPr>
+        <w:pict>
+          <v:rect id="_x0000_i1043" style="width:0;height:1.5pt" o:hralign="center" o:hrstd="t" o:hr="t" fillcolor="#a0a0a0" stroked="f"/>
+        </w:pict>
+      </w:r>
+    </w:p>
+    <w:p>
+      <w:pPr>
+        <w:spacing w:before="100" w:beforeAutospacing="1" w:after="100" w:afterAutospacing="1" w:line="240" w:lineRule="auto"/>
+        <w:outlineLvl w:val="0"/>
+        <w:rPr>
+          <w:rFonts w:ascii="Times New Roman" w:eastAsia="Times New Roman" w:hAnsi="Times New Roman" w:cs="Times New Roman"/>
+          <w:b/>
+          <w:bCs/>
+          <w:kern w:val="36"/>
+          <w:sz w:val="48"/>
+          <w:szCs w:val="48"/>
+          <w:lang w:eastAsia="en-IN"/>
+        </w:rPr>
+      </w:pPr>
+      <w:r>
+        <w:rPr>
+          <w:rFonts w:ascii="Times New Roman" w:eastAsia="Times New Roman" w:hAnsi="Times New Roman" w:cs="Times New Roman"/>
+          <w:b/>
+          <w:bCs/>
+          <w:kern w:val="36"/>
+          <w:sz w:val="48"/>
+          <w:szCs w:val="48"/>
+          <w:highlight w:val="yellow"/>
+          <w:lang w:eastAsia="en-IN"/>
+        </w:rPr>
+        <w:t xml:space="preserve">2. </w:t>
+      </w:r>
+      <w:proofErr w:type="spellStart"/>
+      <w:r>
+        <w:rPr>
+          <w:rFonts w:ascii="Times New Roman" w:eastAsia="Times New Roman" w:hAnsi="Times New Roman" w:cs="Times New Roman"/>
+          <w:b/>
+          <w:bCs/>
+          <w:kern w:val="36"/>
+          <w:sz w:val="48"/>
+          <w:szCs w:val="48"/>
+          <w:highlight w:val="yellow"/>
+          <w:lang w:eastAsia="en-IN"/>
+        </w:rPr>
+        <w:t>IdentityHashMap</w:t>
+      </w:r>
+      <w:proofErr w:type="spellEnd"/>
+    </w:p>
+    <w:p>
+      <w:pPr>
+        <w:spacing w:beforeAutospacing="1" w:after="100" w:afterAutospacing="1" w:line="240" w:lineRule="auto"/>
+        <w:rPr>
+          <w:rFonts w:ascii="Times New Roman" w:eastAsia="Times New Roman" w:hAnsi="Times New Roman" w:cs="Times New Roman"/>
+          <w:sz w:val="24"/>
+          <w:szCs w:val="24"/>
+          <w:lang w:eastAsia="en-IN"/>
+        </w:rPr>
+      </w:pPr>
+      <w:proofErr w:type="spellStart"/>
+      <w:r>
+        <w:rPr>
+          <w:rFonts w:ascii="Times New Roman" w:eastAsia="Times New Roman" w:hAnsi="Times New Roman" w:cs="Times New Roman"/>
+          <w:sz w:val="24"/>
+          <w:szCs w:val="24"/>
+          <w:lang w:eastAsia="en-IN"/>
+        </w:rPr>
+        <w:lastRenderedPageBreak/>
+        <w:t>IdentityHashMap</w:t>
+      </w:r>
+      <w:proofErr w:type="spellEnd"/>
+      <w:r>
+        <w:rPr>
+          <w:rFonts w:ascii="Times New Roman" w:eastAsia="Times New Roman" w:hAnsi="Times New Roman" w:cs="Times New Roman"/>
+          <w:sz w:val="24"/>
+          <w:szCs w:val="24"/>
+          <w:lang w:eastAsia="en-IN"/>
+        </w:rPr>
+        <w:t xml:space="preserve"> compares keys by memory address, not value.</w:t>
+      </w:r>
+    </w:p>
+    <w:p>
+      <w:pPr>
+        <w:spacing w:after="0" w:line="240" w:lineRule="auto"/>
+        <w:rPr>
+          <w:rFonts w:ascii="Times New Roman" w:eastAsia="Times New Roman" w:hAnsi="Times New Roman" w:cs="Times New Roman"/>
+          <w:sz w:val="24"/>
+          <w:szCs w:val="24"/>
+          <w:lang w:eastAsia="en-IN"/>
+        </w:rPr>
+      </w:pPr>
+      <w:r>
+        <w:rPr>
+          <w:rFonts w:ascii="Times New Roman" w:eastAsia="Times New Roman" w:hAnsi="Times New Roman" w:cs="Times New Roman"/>
+          <w:sz w:val="24"/>
+          <w:szCs w:val="24"/>
+          <w:lang w:eastAsia="en-IN"/>
+        </w:rPr>
+        <w:pict>
+          <v:rect id="_x0000_i1044" style="width:0;height:1.5pt" o:hralign="center" o:hrstd="t" o:hr="t" fillcolor="#a0a0a0" stroked="f"/>
+        </w:pict>
+      </w:r>
+    </w:p>
+    <w:p>
+      <w:pPr>
+        <w:spacing w:before="100" w:beforeAutospacing="1" w:after="100" w:afterAutospacing="1" w:line="240" w:lineRule="auto"/>
+        <w:outlineLvl w:val="0"/>
+        <w:rPr>
+          <w:rFonts w:ascii="Times New Roman" w:eastAsia="Times New Roman" w:hAnsi="Times New Roman" w:cs="Times New Roman"/>
+          <w:b/>
+          <w:bCs/>
+          <w:kern w:val="36"/>
+          <w:sz w:val="48"/>
+          <w:szCs w:val="48"/>
+          <w:lang w:eastAsia="en-IN"/>
+        </w:rPr>
+      </w:pPr>
+      <w:r>
+        <w:rPr>
+          <w:rFonts w:ascii="Times New Roman" w:eastAsia="Times New Roman" w:hAnsi="Times New Roman" w:cs="Times New Roman"/>
+          <w:b/>
+          <w:bCs/>
+          <w:kern w:val="36"/>
+          <w:sz w:val="48"/>
+          <w:szCs w:val="48"/>
+          <w:highlight w:val="yellow"/>
+          <w:lang w:eastAsia="en-IN"/>
+        </w:rPr>
+        <w:t xml:space="preserve">3. </w:t>
+      </w:r>
+      <w:proofErr w:type="spellStart"/>
+      <w:r>
+        <w:rPr>
+          <w:rFonts w:ascii="Times New Roman" w:eastAsia="Times New Roman" w:hAnsi="Times New Roman" w:cs="Times New Roman"/>
+          <w:b/>
+          <w:bCs/>
+          <w:kern w:val="36"/>
+          <w:sz w:val="48"/>
+          <w:szCs w:val="48"/>
+          <w:highlight w:val="yellow"/>
+          <w:lang w:eastAsia="en-IN"/>
+        </w:rPr>
+        <w:t>EnumMap</w:t>
+      </w:r>
+      <w:proofErr w:type="spellEnd"/>
+    </w:p>
+    <w:p>
+      <w:pPr>
+        <w:spacing w:beforeAutospacing="1" w:after="100" w:afterAutospacing="1" w:line="240" w:lineRule="auto"/>
+        <w:rPr>
+          <w:rFonts w:ascii="Times New Roman" w:eastAsia="Times New Roman" w:hAnsi="Times New Roman" w:cs="Times New Roman"/>
+          <w:sz w:val="24"/>
+          <w:szCs w:val="24"/>
+          <w:lang w:eastAsia="en-IN"/>
+        </w:rPr>
+      </w:pPr>
+      <w:proofErr w:type="spellStart"/>
+      <w:r>
+        <w:rPr>
+          <w:rFonts w:ascii="Times New Roman" w:eastAsia="Times New Roman" w:hAnsi="Times New Roman" w:cs="Times New Roman"/>
+          <w:sz w:val="24"/>
+          <w:szCs w:val="24"/>
+          <w:lang w:eastAsia="en-IN"/>
+        </w:rPr>
+        <w:t>EnumMap</w:t>
+      </w:r>
+      <w:proofErr w:type="spellEnd"/>
+      <w:r>
+        <w:rPr>
+          <w:rFonts w:ascii="Times New Roman" w:eastAsia="Times New Roman" w:hAnsi="Times New Roman" w:cs="Times New Roman"/>
+          <w:sz w:val="24"/>
+          <w:szCs w:val="24"/>
+          <w:lang w:eastAsia="en-IN"/>
+        </w:rPr>
+        <w:t xml:space="preserve"> is a fast Map optimized for </w:t>
+      </w:r>
+      <w:proofErr w:type="spellStart"/>
+      <w:r>
+        <w:rPr>
+          <w:rFonts w:ascii="Times New Roman" w:eastAsia="Times New Roman" w:hAnsi="Times New Roman" w:cs="Times New Roman"/>
+          <w:sz w:val="24"/>
+          <w:szCs w:val="24"/>
+          <w:lang w:eastAsia="en-IN"/>
+        </w:rPr>
+        <w:t>enum</w:t>
+      </w:r>
+      <w:proofErr w:type="spellEnd"/>
+      <w:r>
+        <w:rPr>
+          <w:rFonts w:ascii="Times New Roman" w:eastAsia="Times New Roman" w:hAnsi="Times New Roman" w:cs="Times New Roman"/>
+          <w:sz w:val="24"/>
+          <w:szCs w:val="24"/>
+          <w:lang w:eastAsia="en-IN"/>
+        </w:rPr>
+        <w:t xml:space="preserve"> keys only.</w:t>
+      </w:r>
+    </w:p>
+    <w:p>
+      <w:pPr>
+        <w:spacing w:after="0" w:line="240" w:lineRule="auto"/>
+        <w:rPr>
+          <w:rFonts w:ascii="Times New Roman" w:eastAsia="Times New Roman" w:hAnsi="Times New Roman" w:cs="Times New Roman"/>
+          <w:sz w:val="24"/>
+          <w:szCs w:val="24"/>
+          <w:lang w:eastAsia="en-IN"/>
+        </w:rPr>
+      </w:pPr>
+      <w:r>
+        <w:rPr>
+          <w:rFonts w:ascii="Times New Roman" w:eastAsia="Times New Roman" w:hAnsi="Times New Roman" w:cs="Times New Roman"/>
+          <w:sz w:val="24"/>
+          <w:szCs w:val="24"/>
+          <w:lang w:eastAsia="en-IN"/>
+        </w:rPr>
+        <w:pict>
+          <v:rect id="_x0000_i1045" style="width:0;height:1.5pt" o:hralign="center" o:hrstd="t" o:hr="t" fillcolor="#a0a0a0" stroked="f"/>
+        </w:pict>
+      </w:r>
+    </w:p>
+    <w:p>
+      <w:pPr>
+        <w:spacing w:before="100" w:beforeAutospacing="1" w:after="100" w:afterAutospacing="1" w:line="240" w:lineRule="auto"/>
+        <w:outlineLvl w:val="0"/>
+        <w:rPr>
+          <w:rFonts w:ascii="Times New Roman" w:eastAsia="Times New Roman" w:hAnsi="Times New Roman" w:cs="Times New Roman"/>
+          <w:b/>
+          <w:bCs/>
+          <w:kern w:val="36"/>
+          <w:sz w:val="48"/>
+          <w:szCs w:val="48"/>
+          <w:lang w:eastAsia="en-IN"/>
+        </w:rPr>
+      </w:pPr>
+      <w:r>
+        <w:rPr>
+          <w:rFonts w:ascii="Times New Roman" w:eastAsia="Times New Roman" w:hAnsi="Times New Roman" w:cs="Times New Roman"/>
+          <w:b/>
+          <w:bCs/>
+          <w:kern w:val="36"/>
+          <w:sz w:val="48"/>
+          <w:szCs w:val="48"/>
+          <w:lang w:eastAsia="en-IN"/>
+        </w:rPr>
+        <w:t>🔥 Super Quick Revision</w:t>
+      </w:r>
+    </w:p>
+    <w:p>
+      <w:pPr>
+        <w:numPr>
+          <w:ilvl w:val="0"/>
+          <w:numId w:val="20"/>
+        </w:numPr>
+        <w:spacing w:before="100" w:beforeAutospacing="1" w:after="100" w:afterAutospacing="1" w:line="240" w:lineRule="auto"/>
+        <w:rPr>
+          <w:rFonts w:ascii="Times New Roman" w:eastAsia="Times New Roman" w:hAnsi="Times New Roman" w:cs="Times New Roman"/>
+          <w:sz w:val="24"/>
+          <w:szCs w:val="24"/>
+          <w:lang w:eastAsia="en-IN"/>
+        </w:rPr>
+      </w:pPr>
+      <w:proofErr w:type="spellStart"/>
+      <w:r>
+        <w:rPr>
+          <w:rFonts w:ascii="Times New Roman" w:eastAsia="Times New Roman" w:hAnsi="Times New Roman" w:cs="Times New Roman"/>
+          <w:b/>
+          <w:bCs/>
+          <w:sz w:val="24"/>
+          <w:szCs w:val="24"/>
+          <w:lang w:eastAsia="en-IN"/>
+        </w:rPr>
+        <w:t>WeakHashMap</w:t>
+      </w:r>
+      <w:proofErr w:type="spellEnd"/>
+      <w:r>
+        <w:rPr>
+          <w:rFonts w:ascii="Times New Roman" w:eastAsia="Times New Roman" w:hAnsi="Times New Roman" w:cs="Times New Roman"/>
+          <w:sz w:val="24"/>
+          <w:szCs w:val="24"/>
+          <w:lang w:eastAsia="en-IN"/>
+        </w:rPr>
+        <w:t xml:space="preserve"> → GC removes unused keys automatically </w:t>
+      </w:r>
+    </w:p>
+    <w:p>
+      <w:pPr>
+        <w:numPr>
+          <w:ilvl w:val="0"/>
+          <w:numId w:val="20"/>
+        </w:numPr>
+        <w:spacing w:before="100" w:beforeAutospacing="1" w:after="100" w:afterAutospacing="1" w:line="240" w:lineRule="auto"/>
+        <w:rPr>
+          <w:rFonts w:ascii="Times New Roman" w:eastAsia="Times New Roman" w:hAnsi="Times New Roman" w:cs="Times New Roman"/>
+          <w:sz w:val="24"/>
+          <w:szCs w:val="24"/>
+          <w:lang w:eastAsia="en-IN"/>
+        </w:rPr>
+      </w:pPr>
+      <w:proofErr w:type="spellStart"/>
+      <w:r>
+        <w:rPr>
+          <w:rFonts w:ascii="Times New Roman" w:eastAsia="Times New Roman" w:hAnsi="Times New Roman" w:cs="Times New Roman"/>
+          <w:b/>
+          <w:bCs/>
+          <w:sz w:val="24"/>
+          <w:szCs w:val="24"/>
+          <w:lang w:eastAsia="en-IN"/>
+        </w:rPr>
+        <w:t>IdentityHashMap</w:t>
+      </w:r>
+      <w:proofErr w:type="spellEnd"/>
+      <w:r>
+        <w:rPr>
+          <w:rFonts w:ascii="Times New Roman" w:eastAsia="Times New Roman" w:hAnsi="Times New Roman" w:cs="Times New Roman"/>
+          <w:sz w:val="24"/>
+          <w:szCs w:val="24"/>
+          <w:lang w:eastAsia="en-IN"/>
+        </w:rPr>
+        <w:t xml:space="preserve"> → compares keys using </w:t>
+      </w:r>
+      <w:r>
+        <w:rPr>
+          <w:rFonts w:ascii="Courier New" w:eastAsia="Times New Roman" w:hAnsi="Courier New" w:cs="Courier New"/>
+          <w:sz w:val="20"/>
+          <w:szCs w:val="20"/>
+          <w:lang w:eastAsia="en-IN"/>
+        </w:rPr>
+        <w:t>==</w:t>
+      </w:r>
+      <w:r>
+        <w:rPr>
+          <w:rFonts w:ascii="Times New Roman" w:eastAsia="Times New Roman" w:hAnsi="Times New Roman" w:cs="Times New Roman"/>
+          <w:sz w:val="24"/>
+          <w:szCs w:val="24"/>
+          <w:lang w:eastAsia="en-IN"/>
+        </w:rPr>
+        <w:t xml:space="preserve"> </w:t>
+      </w:r>
+    </w:p>
+    <w:p>
+      <w:pPr>
+        <w:numPr>
+          <w:ilvl w:val="0"/>
+          <w:numId w:val="20"/>
+        </w:numPr>
+        <w:spacing w:before="100" w:beforeAutospacing="1" w:after="100" w:afterAutospacing="1" w:line="240" w:lineRule="auto"/>
+        <w:rPr>
+          <w:rFonts w:ascii="Times New Roman" w:eastAsia="Times New Roman" w:hAnsi="Times New Roman" w:cs="Times New Roman"/>
+          <w:sz w:val="24"/>
+          <w:szCs w:val="24"/>
+          <w:lang w:eastAsia="en-IN"/>
+        </w:rPr>
+      </w:pPr>
+      <w:proofErr w:type="spellStart"/>
+      <w:r>
+        <w:rPr>
+          <w:rFonts w:ascii="Times New Roman" w:eastAsia="Times New Roman" w:hAnsi="Times New Roman" w:cs="Times New Roman"/>
+          <w:b/>
+          <w:bCs/>
+          <w:sz w:val="24"/>
+          <w:szCs w:val="24"/>
+          <w:lang w:eastAsia="en-IN"/>
+        </w:rPr>
+        <w:t>EnumMap</w:t>
+      </w:r>
+      <w:proofErr w:type="spellEnd"/>
+      <w:r>
+        <w:rPr>
+          <w:rFonts w:ascii="Times New Roman" w:eastAsia="Times New Roman" w:hAnsi="Times New Roman" w:cs="Times New Roman"/>
+          <w:sz w:val="24"/>
+          <w:szCs w:val="24"/>
+          <w:lang w:eastAsia="en-IN"/>
+        </w:rPr>
+        <w:t xml:space="preserve"> → fastest Map, only for </w:t>
+      </w:r>
+      <w:proofErr w:type="spellStart"/>
+      <w:r>
+        <w:rPr>
+          <w:rFonts w:ascii="Times New Roman" w:eastAsia="Times New Roman" w:hAnsi="Times New Roman" w:cs="Times New Roman"/>
+          <w:sz w:val="24"/>
+          <w:szCs w:val="24"/>
+          <w:lang w:eastAsia="en-IN"/>
+        </w:rPr>
+        <w:t>enums</w:t>
+      </w:r>
+      <w:proofErr w:type="spellEnd"/>
+      <w:r>
+        <w:rPr>
+          <w:rFonts w:ascii="Times New Roman" w:eastAsia="Times New Roman" w:hAnsi="Times New Roman" w:cs="Times New Roman"/>
+          <w:sz w:val="24"/>
+          <w:szCs w:val="24"/>
+          <w:lang w:eastAsia="en-IN"/>
+        </w:rPr>
+        <w:t xml:space="preserve"> </w:t>
+      </w:r>
+    </w:p>
+    <w:p>
+      <w:pPr>
+        <w:pStyle w:val="NormalWeb"/>
+      </w:pPr>
     </w:p>
     <w:p/>
     <w:sectPr>
@@ -5401,6 +5975,155 @@
     </w:lvl>
   </w:abstractNum>
   <w:abstractNum w:abstractNumId="2">
+    <w:nsid w:val="0D187779"/>
+    <w:multiLevelType w:val="multilevel"/>
+    <w:tmpl w:val="52FE561E"/>
+    <w:lvl w:ilvl="0">
+      <w:start w:val="1"/>
+      <w:numFmt w:val="bullet"/>
+      <w:lvlText w:val=""/>
+      <w:lvlJc w:val="left"/>
+      <w:pPr>
+        <w:tabs>
+          <w:tab w:val="num" w:pos="720"/>
+        </w:tabs>
+        <w:ind w:left="720" w:hanging="360"/>
+      </w:pPr>
+      <w:rPr>
+        <w:rFonts w:ascii="Symbol" w:hAnsi="Symbol" w:hint="default"/>
+        <w:sz w:val="20"/>
+      </w:rPr>
+    </w:lvl>
+    <w:lvl w:ilvl="1" w:tentative="1">
+      <w:start w:val="1"/>
+      <w:numFmt w:val="bullet"/>
+      <w:lvlText w:val="o"/>
+      <w:lvlJc w:val="left"/>
+      <w:pPr>
+        <w:tabs>
+          <w:tab w:val="num" w:pos="1440"/>
+        </w:tabs>
+        <w:ind w:left="1440" w:hanging="360"/>
+      </w:pPr>
+      <w:rPr>
+        <w:rFonts w:ascii="Courier New" w:hAnsi="Courier New" w:hint="default"/>
+        <w:sz w:val="20"/>
+      </w:rPr>
+    </w:lvl>
+    <w:lvl w:ilvl="2" w:tentative="1">
+      <w:start w:val="1"/>
+      <w:numFmt w:val="bullet"/>
+      <w:lvlText w:val=""/>
+      <w:lvlJc w:val="left"/>
+      <w:pPr>
+        <w:tabs>
+          <w:tab w:val="num" w:pos="2160"/>
+        </w:tabs>
+        <w:ind w:left="2160" w:hanging="360"/>
+      </w:pPr>
+      <w:rPr>
+        <w:rFonts w:ascii="Wingdings" w:hAnsi="Wingdings" w:hint="default"/>
+        <w:sz w:val="20"/>
+      </w:rPr>
+    </w:lvl>
+    <w:lvl w:ilvl="3" w:tentative="1">
+      <w:start w:val="1"/>
+      <w:numFmt w:val="bullet"/>
+      <w:lvlText w:val=""/>
+      <w:lvlJc w:val="left"/>
+      <w:pPr>
+        <w:tabs>
+          <w:tab w:val="num" w:pos="2880"/>
+        </w:tabs>
+        <w:ind w:left="2880" w:hanging="360"/>
+      </w:pPr>
+      <w:rPr>
+        <w:rFonts w:ascii="Wingdings" w:hAnsi="Wingdings" w:hint="default"/>
+        <w:sz w:val="20"/>
+      </w:rPr>
+    </w:lvl>
+    <w:lvl w:ilvl="4" w:tentative="1">
+      <w:start w:val="1"/>
+      <w:numFmt w:val="bullet"/>
+      <w:lvlText w:val=""/>
+      <w:lvlJc w:val="left"/>
+      <w:pPr>
+        <w:tabs>
+          <w:tab w:val="num" w:pos="3600"/>
+        </w:tabs>
+        <w:ind w:left="3600" w:hanging="360"/>
+      </w:pPr>
+      <w:rPr>
+        <w:rFonts w:ascii="Wingdings" w:hAnsi="Wingdings" w:hint="default"/>
+        <w:sz w:val="20"/>
+      </w:rPr>
+    </w:lvl>
+    <w:lvl w:ilvl="5" w:tentative="1">
+      <w:start w:val="1"/>
+      <w:numFmt w:val="bullet"/>
+      <w:lvlText w:val=""/>
+      <w:lvlJc w:val="left"/>
+      <w:pPr>
+        <w:tabs>
+          <w:tab w:val="num" w:pos="4320"/>
+        </w:tabs>
+        <w:ind w:left="4320" w:hanging="360"/>
+      </w:pPr>
+      <w:rPr>
+        <w:rFonts w:ascii="Wingdings" w:hAnsi="Wingdings" w:hint="default"/>
+        <w:sz w:val="20"/>
+      </w:rPr>
+    </w:lvl>
+    <w:lvl w:ilvl="6" w:tentative="1">
+      <w:start w:val="1"/>
+      <w:numFmt w:val="bullet"/>
+      <w:lvlText w:val=""/>
+      <w:lvlJc w:val="left"/>
+      <w:pPr>
+        <w:tabs>
+          <w:tab w:val="num" w:pos="5040"/>
+        </w:tabs>
+        <w:ind w:left="5040" w:hanging="360"/>
+      </w:pPr>
+      <w:rPr>
+        <w:rFonts w:ascii="Wingdings" w:hAnsi="Wingdings" w:hint="default"/>
+        <w:sz w:val="20"/>
+      </w:rPr>
+    </w:lvl>
+    <w:lvl w:ilvl="7" w:tentative="1">
+      <w:start w:val="1"/>
+      <w:numFmt w:val="bullet"/>
+      <w:lvlText w:val=""/>
+      <w:lvlJc w:val="left"/>
+      <w:pPr>
+        <w:tabs>
+          <w:tab w:val="num" w:pos="5760"/>
+        </w:tabs>
+        <w:ind w:left="5760" w:hanging="360"/>
+      </w:pPr>
+      <w:rPr>
+        <w:rFonts w:ascii="Wingdings" w:hAnsi="Wingdings" w:hint="default"/>
+        <w:sz w:val="20"/>
+      </w:rPr>
+    </w:lvl>
+    <w:lvl w:ilvl="8" w:tentative="1">
+      <w:start w:val="1"/>
+      <w:numFmt w:val="bullet"/>
+      <w:lvlText w:val=""/>
+      <w:lvlJc w:val="left"/>
+      <w:pPr>
+        <w:tabs>
+          <w:tab w:val="num" w:pos="6480"/>
+        </w:tabs>
+        <w:ind w:left="6480" w:hanging="360"/>
+      </w:pPr>
+      <w:rPr>
+        <w:rFonts w:ascii="Wingdings" w:hAnsi="Wingdings" w:hint="default"/>
+        <w:sz w:val="20"/>
+      </w:rPr>
+    </w:lvl>
+  </w:abstractNum>
+  <w:abstractNum w:abstractNumId="3">
     <w:nsid w:val="14522F2A"/>
     <w:multiLevelType w:val="multilevel"/>
     <w:tmpl w:val="100044A8"/>
@@ -5549,7 +6272,96 @@
       </w:rPr>
     </w:lvl>
   </w:abstractNum>
-  <w:abstractNum w:abstractNumId="3">
+  <w:abstractNum w:abstractNumId="4">
+    <w:nsid w:val="21020935"/>
+    <w:multiLevelType w:val="hybridMultilevel"/>
+    <w:tmpl w:val="826A9AC8"/>
+    <w:lvl w:ilvl="0" w:tplc="FCAA9B2C">
+      <w:start w:val="1"/>
+      <w:numFmt w:val="decimal"/>
+      <w:lvlText w:val="%1."/>
+      <w:lvlJc w:val="left"/>
+      <w:pPr>
+        <w:ind w:left="825" w:hanging="465"/>
+      </w:pPr>
+      <w:rPr>
+        <w:rFonts w:hint="default"/>
+      </w:rPr>
+    </w:lvl>
+    <w:lvl w:ilvl="1" w:tplc="40090019" w:tentative="1">
+      <w:start w:val="1"/>
+      <w:numFmt w:val="lowerLetter"/>
+      <w:lvlText w:val="%2."/>
+      <w:lvlJc w:val="left"/>
+      <w:pPr>
+        <w:ind w:left="1440" w:hanging="360"/>
+      </w:pPr>
+    </w:lvl>
+    <w:lvl w:ilvl="2" w:tplc="4009001B" w:tentative="1">
+      <w:start w:val="1"/>
+      <w:numFmt w:val="lowerRoman"/>
+      <w:lvlText w:val="%3."/>
+      <w:lvlJc w:val="right"/>
+      <w:pPr>
+        <w:ind w:left="2160" w:hanging="180"/>
+      </w:pPr>
+    </w:lvl>
+    <w:lvl w:ilvl="3" w:tplc="4009000F" w:tentative="1">
+      <w:start w:val="1"/>
+      <w:numFmt w:val="decimal"/>
+      <w:lvlText w:val="%4."/>
+      <w:lvlJc w:val="left"/>
+      <w:pPr>
+        <w:ind w:left="2880" w:hanging="360"/>
+      </w:pPr>
+    </w:lvl>
+    <w:lvl w:ilvl="4" w:tplc="40090019" w:tentative="1">
+      <w:start w:val="1"/>
+      <w:numFmt w:val="lowerLetter"/>
+      <w:lvlText w:val="%5."/>
+      <w:lvlJc w:val="left"/>
+      <w:pPr>
+        <w:ind w:left="3600" w:hanging="360"/>
+      </w:pPr>
+    </w:lvl>
+    <w:lvl w:ilvl="5" w:tplc="4009001B" w:tentative="1">
+      <w:start w:val="1"/>
+      <w:numFmt w:val="lowerRoman"/>
+      <w:lvlText w:val="%6."/>
+      <w:lvlJc w:val="right"/>
+      <w:pPr>
+        <w:ind w:left="4320" w:hanging="180"/>
+      </w:pPr>
+    </w:lvl>
+    <w:lvl w:ilvl="6" w:tplc="4009000F" w:tentative="1">
+      <w:start w:val="1"/>
+      <w:numFmt w:val="decimal"/>
+      <w:lvlText w:val="%7."/>
+      <w:lvlJc w:val="left"/>
+      <w:pPr>
+        <w:ind w:left="5040" w:hanging="360"/>
+      </w:pPr>
+    </w:lvl>
+    <w:lvl w:ilvl="7" w:tplc="40090019" w:tentative="1">
+      <w:start w:val="1"/>
+      <w:numFmt w:val="lowerLetter"/>
+      <w:lvlText w:val="%8."/>
+      <w:lvlJc w:val="left"/>
+      <w:pPr>
+        <w:ind w:left="5760" w:hanging="360"/>
+      </w:pPr>
+    </w:lvl>
+    <w:lvl w:ilvl="8" w:tplc="4009001B" w:tentative="1">
+      <w:start w:val="1"/>
+      <w:numFmt w:val="lowerRoman"/>
+      <w:lvlText w:val="%9."/>
+      <w:lvlJc w:val="right"/>
+      <w:pPr>
+        <w:ind w:left="6480" w:hanging="180"/>
+      </w:pPr>
+    </w:lvl>
+  </w:abstractNum>
+  <w:abstractNum w:abstractNumId="5">
     <w:nsid w:val="22A55B07"/>
     <w:multiLevelType w:val="multilevel"/>
     <w:tmpl w:val="A6826CE2"/>
@@ -5698,7 +6510,7 @@
       </w:rPr>
     </w:lvl>
   </w:abstractNum>
-  <w:abstractNum w:abstractNumId="4">
+  <w:abstractNum w:abstractNumId="6">
     <w:nsid w:val="25BB1E58"/>
     <w:multiLevelType w:val="multilevel"/>
     <w:tmpl w:val="966E60C8"/>
@@ -5847,7 +6659,156 @@
       </w:rPr>
     </w:lvl>
   </w:abstractNum>
-  <w:abstractNum w:abstractNumId="5">
+  <w:abstractNum w:abstractNumId="7">
+    <w:nsid w:val="274F2BC0"/>
+    <w:multiLevelType w:val="multilevel"/>
+    <w:tmpl w:val="347E16CE"/>
+    <w:lvl w:ilvl="0">
+      <w:start w:val="1"/>
+      <w:numFmt w:val="bullet"/>
+      <w:lvlText w:val=""/>
+      <w:lvlJc w:val="left"/>
+      <w:pPr>
+        <w:tabs>
+          <w:tab w:val="num" w:pos="720"/>
+        </w:tabs>
+        <w:ind w:left="720" w:hanging="360"/>
+      </w:pPr>
+      <w:rPr>
+        <w:rFonts w:ascii="Symbol" w:hAnsi="Symbol" w:hint="default"/>
+        <w:sz w:val="20"/>
+      </w:rPr>
+    </w:lvl>
+    <w:lvl w:ilvl="1" w:tentative="1">
+      <w:start w:val="1"/>
+      <w:numFmt w:val="bullet"/>
+      <w:lvlText w:val="o"/>
+      <w:lvlJc w:val="left"/>
+      <w:pPr>
+        <w:tabs>
+          <w:tab w:val="num" w:pos="1440"/>
+        </w:tabs>
+        <w:ind w:left="1440" w:hanging="360"/>
+      </w:pPr>
+      <w:rPr>
+        <w:rFonts w:ascii="Courier New" w:hAnsi="Courier New" w:hint="default"/>
+        <w:sz w:val="20"/>
+      </w:rPr>
+    </w:lvl>
+    <w:lvl w:ilvl="2" w:tentative="1">
+      <w:start w:val="1"/>
+      <w:numFmt w:val="bullet"/>
+      <w:lvlText w:val=""/>
+      <w:lvlJc w:val="left"/>
+      <w:pPr>
+        <w:tabs>
+          <w:tab w:val="num" w:pos="2160"/>
+        </w:tabs>
+        <w:ind w:left="2160" w:hanging="360"/>
+      </w:pPr>
+      <w:rPr>
+        <w:rFonts w:ascii="Wingdings" w:hAnsi="Wingdings" w:hint="default"/>
+        <w:sz w:val="20"/>
+      </w:rPr>
+    </w:lvl>
+    <w:lvl w:ilvl="3" w:tentative="1">
+      <w:start w:val="1"/>
+      <w:numFmt w:val="bullet"/>
+      <w:lvlText w:val=""/>
+      <w:lvlJc w:val="left"/>
+      <w:pPr>
+        <w:tabs>
+          <w:tab w:val="num" w:pos="2880"/>
+        </w:tabs>
+        <w:ind w:left="2880" w:hanging="360"/>
+      </w:pPr>
+      <w:rPr>
+        <w:rFonts w:ascii="Wingdings" w:hAnsi="Wingdings" w:hint="default"/>
+        <w:sz w:val="20"/>
+      </w:rPr>
+    </w:lvl>
+    <w:lvl w:ilvl="4" w:tentative="1">
+      <w:start w:val="1"/>
+      <w:numFmt w:val="bullet"/>
+      <w:lvlText w:val=""/>
+      <w:lvlJc w:val="left"/>
+      <w:pPr>
+        <w:tabs>
+          <w:tab w:val="num" w:pos="3600"/>
+        </w:tabs>
+        <w:ind w:left="3600" w:hanging="360"/>
+      </w:pPr>
+      <w:rPr>
+        <w:rFonts w:ascii="Wingdings" w:hAnsi="Wingdings" w:hint="default"/>
+        <w:sz w:val="20"/>
+      </w:rPr>
+    </w:lvl>
+    <w:lvl w:ilvl="5" w:tentative="1">
+      <w:start w:val="1"/>
+      <w:numFmt w:val="bullet"/>
+      <w:lvlText w:val=""/>
+      <w:lvlJc w:val="left"/>
+      <w:pPr>
+        <w:tabs>
+          <w:tab w:val="num" w:pos="4320"/>
+        </w:tabs>
+        <w:ind w:left="4320" w:hanging="360"/>
+      </w:pPr>
+      <w:rPr>
+        <w:rFonts w:ascii="Wingdings" w:hAnsi="Wingdings" w:hint="default"/>
+        <w:sz w:val="20"/>
+      </w:rPr>
+    </w:lvl>
+    <w:lvl w:ilvl="6" w:tentative="1">
+      <w:start w:val="1"/>
+      <w:numFmt w:val="bullet"/>
+      <w:lvlText w:val=""/>
+      <w:lvlJc w:val="left"/>
+      <w:pPr>
+        <w:tabs>
+          <w:tab w:val="num" w:pos="5040"/>
+        </w:tabs>
+        <w:ind w:left="5040" w:hanging="360"/>
+      </w:pPr>
+      <w:rPr>
+        <w:rFonts w:ascii="Wingdings" w:hAnsi="Wingdings" w:hint="default"/>
+        <w:sz w:val="20"/>
+      </w:rPr>
+    </w:lvl>
+    <w:lvl w:ilvl="7" w:tentative="1">
+      <w:start w:val="1"/>
+      <w:numFmt w:val="bullet"/>
+      <w:lvlText w:val=""/>
+      <w:lvlJc w:val="left"/>
+      <w:pPr>
+        <w:tabs>
+          <w:tab w:val="num" w:pos="5760"/>
+        </w:tabs>
+        <w:ind w:left="5760" w:hanging="360"/>
+      </w:pPr>
+      <w:rPr>
+        <w:rFonts w:ascii="Wingdings" w:hAnsi="Wingdings" w:hint="default"/>
+        <w:sz w:val="20"/>
+      </w:rPr>
+    </w:lvl>
+    <w:lvl w:ilvl="8" w:tentative="1">
+      <w:start w:val="1"/>
+      <w:numFmt w:val="bullet"/>
+      <w:lvlText w:val=""/>
+      <w:lvlJc w:val="left"/>
+      <w:pPr>
+        <w:tabs>
+          <w:tab w:val="num" w:pos="6480"/>
+        </w:tabs>
+        <w:ind w:left="6480" w:hanging="360"/>
+      </w:pPr>
+      <w:rPr>
+        <w:rFonts w:ascii="Wingdings" w:hAnsi="Wingdings" w:hint="default"/>
+        <w:sz w:val="20"/>
+      </w:rPr>
+    </w:lvl>
+  </w:abstractNum>
+  <w:abstractNum w:abstractNumId="8">
     <w:nsid w:val="28A57C09"/>
     <w:multiLevelType w:val="multilevel"/>
     <w:tmpl w:val="61B0085A"/>
@@ -5996,7 +6957,7 @@
       </w:rPr>
     </w:lvl>
   </w:abstractNum>
-  <w:abstractNum w:abstractNumId="6">
+  <w:abstractNum w:abstractNumId="9">
     <w:nsid w:val="29C64E33"/>
     <w:multiLevelType w:val="multilevel"/>
     <w:tmpl w:val="65D2A834"/>
@@ -6145,7 +7106,7 @@
       </w:rPr>
     </w:lvl>
   </w:abstractNum>
-  <w:abstractNum w:abstractNumId="7">
+  <w:abstractNum w:abstractNumId="10">
     <w:nsid w:val="2F174E7D"/>
     <w:multiLevelType w:val="multilevel"/>
     <w:tmpl w:val="AE82208A"/>
@@ -6294,7 +7255,7 @@
       </w:rPr>
     </w:lvl>
   </w:abstractNum>
-  <w:abstractNum w:abstractNumId="8">
+  <w:abstractNum w:abstractNumId="11">
     <w:nsid w:val="33C41F6D"/>
     <w:multiLevelType w:val="multilevel"/>
     <w:tmpl w:val="99689292"/>
@@ -6443,7 +7404,156 @@
       </w:rPr>
     </w:lvl>
   </w:abstractNum>
-  <w:abstractNum w:abstractNumId="9">
+  <w:abstractNum w:abstractNumId="12">
+    <w:nsid w:val="43002528"/>
+    <w:multiLevelType w:val="multilevel"/>
+    <w:tmpl w:val="4448E2C2"/>
+    <w:lvl w:ilvl="0">
+      <w:start w:val="1"/>
+      <w:numFmt w:val="bullet"/>
+      <w:lvlText w:val=""/>
+      <w:lvlJc w:val="left"/>
+      <w:pPr>
+        <w:tabs>
+          <w:tab w:val="num" w:pos="720"/>
+        </w:tabs>
+        <w:ind w:left="720" w:hanging="360"/>
+      </w:pPr>
+      <w:rPr>
+        <w:rFonts w:ascii="Symbol" w:hAnsi="Symbol" w:hint="default"/>
+        <w:sz w:val="20"/>
+      </w:rPr>
+    </w:lvl>
+    <w:lvl w:ilvl="1" w:tentative="1">
+      <w:start w:val="1"/>
+      <w:numFmt w:val="bullet"/>
+      <w:lvlText w:val="o"/>
+      <w:lvlJc w:val="left"/>
+      <w:pPr>
+        <w:tabs>
+          <w:tab w:val="num" w:pos="1440"/>
+        </w:tabs>
+        <w:ind w:left="1440" w:hanging="360"/>
+      </w:pPr>
+      <w:rPr>
+        <w:rFonts w:ascii="Courier New" w:hAnsi="Courier New" w:hint="default"/>
+        <w:sz w:val="20"/>
+      </w:rPr>
+    </w:lvl>
+    <w:lvl w:ilvl="2" w:tentative="1">
+      <w:start w:val="1"/>
+      <w:numFmt w:val="bullet"/>
+      <w:lvlText w:val=""/>
+      <w:lvlJc w:val="left"/>
+      <w:pPr>
+        <w:tabs>
+          <w:tab w:val="num" w:pos="2160"/>
+        </w:tabs>
+        <w:ind w:left="2160" w:hanging="360"/>
+      </w:pPr>
+      <w:rPr>
+        <w:rFonts w:ascii="Wingdings" w:hAnsi="Wingdings" w:hint="default"/>
+        <w:sz w:val="20"/>
+      </w:rPr>
+    </w:lvl>
+    <w:lvl w:ilvl="3" w:tentative="1">
+      <w:start w:val="1"/>
+      <w:numFmt w:val="bullet"/>
+      <w:lvlText w:val=""/>
+      <w:lvlJc w:val="left"/>
+      <w:pPr>
+        <w:tabs>
+          <w:tab w:val="num" w:pos="2880"/>
+        </w:tabs>
+        <w:ind w:left="2880" w:hanging="360"/>
+      </w:pPr>
+      <w:rPr>
+        <w:rFonts w:ascii="Wingdings" w:hAnsi="Wingdings" w:hint="default"/>
+        <w:sz w:val="20"/>
+      </w:rPr>
+    </w:lvl>
+    <w:lvl w:ilvl="4" w:tentative="1">
+      <w:start w:val="1"/>
+      <w:numFmt w:val="bullet"/>
+      <w:lvlText w:val=""/>
+      <w:lvlJc w:val="left"/>
+      <w:pPr>
+        <w:tabs>
+          <w:tab w:val="num" w:pos="3600"/>
+        </w:tabs>
+        <w:ind w:left="3600" w:hanging="360"/>
+      </w:pPr>
+      <w:rPr>
+        <w:rFonts w:ascii="Wingdings" w:hAnsi="Wingdings" w:hint="default"/>
+        <w:sz w:val="20"/>
+      </w:rPr>
+    </w:lvl>
+    <w:lvl w:ilvl="5" w:tentative="1">
+      <w:start w:val="1"/>
+      <w:numFmt w:val="bullet"/>
+      <w:lvlText w:val=""/>
+      <w:lvlJc w:val="left"/>
+      <w:pPr>
+        <w:tabs>
+          <w:tab w:val="num" w:pos="4320"/>
+        </w:tabs>
+        <w:ind w:left="4320" w:hanging="360"/>
+      </w:pPr>
+      <w:rPr>
+        <w:rFonts w:ascii="Wingdings" w:hAnsi="Wingdings" w:hint="default"/>
+        <w:sz w:val="20"/>
+      </w:rPr>
+    </w:lvl>
+    <w:lvl w:ilvl="6" w:tentative="1">
+      <w:start w:val="1"/>
+      <w:numFmt w:val="bullet"/>
+      <w:lvlText w:val=""/>
+      <w:lvlJc w:val="left"/>
+      <w:pPr>
+        <w:tabs>
+          <w:tab w:val="num" w:pos="5040"/>
+        </w:tabs>
+        <w:ind w:left="5040" w:hanging="360"/>
+      </w:pPr>
+      <w:rPr>
+        <w:rFonts w:ascii="Wingdings" w:hAnsi="Wingdings" w:hint="default"/>
+        <w:sz w:val="20"/>
+      </w:rPr>
+    </w:lvl>
+    <w:lvl w:ilvl="7" w:tentative="1">
+      <w:start w:val="1"/>
+      <w:numFmt w:val="bullet"/>
+      <w:lvlText w:val=""/>
+      <w:lvlJc w:val="left"/>
+      <w:pPr>
+        <w:tabs>
+          <w:tab w:val="num" w:pos="5760"/>
+        </w:tabs>
+        <w:ind w:left="5760" w:hanging="360"/>
+      </w:pPr>
+      <w:rPr>
+        <w:rFonts w:ascii="Wingdings" w:hAnsi="Wingdings" w:hint="default"/>
+        <w:sz w:val="20"/>
+      </w:rPr>
+    </w:lvl>
+    <w:lvl w:ilvl="8" w:tentative="1">
+      <w:start w:val="1"/>
+      <w:numFmt w:val="bullet"/>
+      <w:lvlText w:val=""/>
+      <w:lvlJc w:val="left"/>
+      <w:pPr>
+        <w:tabs>
+          <w:tab w:val="num" w:pos="6480"/>
+        </w:tabs>
+        <w:ind w:left="6480" w:hanging="360"/>
+      </w:pPr>
+      <w:rPr>
+        <w:rFonts w:ascii="Wingdings" w:hAnsi="Wingdings" w:hint="default"/>
+        <w:sz w:val="20"/>
+      </w:rPr>
+    </w:lvl>
+  </w:abstractNum>
+  <w:abstractNum w:abstractNumId="13">
     <w:nsid w:val="485A62E2"/>
     <w:multiLevelType w:val="multilevel"/>
     <w:tmpl w:val="A5D8C23E"/>
@@ -6592,7 +7702,7 @@
       </w:rPr>
     </w:lvl>
   </w:abstractNum>
-  <w:abstractNum w:abstractNumId="10">
+  <w:abstractNum w:abstractNumId="14">
     <w:nsid w:val="4E6070A7"/>
     <w:multiLevelType w:val="multilevel"/>
     <w:tmpl w:val="0D22256C"/>
@@ -6741,7 +7851,7 @@
       </w:rPr>
     </w:lvl>
   </w:abstractNum>
-  <w:abstractNum w:abstractNumId="11">
+  <w:abstractNum w:abstractNumId="15">
     <w:nsid w:val="52BB053A"/>
     <w:multiLevelType w:val="multilevel"/>
     <w:tmpl w:val="564C10E0"/>
@@ -6890,7 +8000,7 @@
       </w:rPr>
     </w:lvl>
   </w:abstractNum>
-  <w:abstractNum w:abstractNumId="12">
+  <w:abstractNum w:abstractNumId="16">
     <w:nsid w:val="567D3C34"/>
     <w:multiLevelType w:val="multilevel"/>
     <w:tmpl w:val="C7F0C1FC"/>
@@ -7039,7 +8149,7 @@
       </w:rPr>
     </w:lvl>
   </w:abstractNum>
-  <w:abstractNum w:abstractNumId="13">
+  <w:abstractNum w:abstractNumId="17">
     <w:nsid w:val="58550261"/>
     <w:multiLevelType w:val="multilevel"/>
     <w:tmpl w:val="C6FE961C"/>
@@ -7188,7 +8298,7 @@
       </w:rPr>
     </w:lvl>
   </w:abstractNum>
-  <w:abstractNum w:abstractNumId="14">
+  <w:abstractNum w:abstractNumId="18">
     <w:nsid w:val="5F977A0A"/>
     <w:multiLevelType w:val="multilevel"/>
     <w:tmpl w:val="4992D380"/>
@@ -7337,7 +8447,7 @@
       </w:rPr>
     </w:lvl>
   </w:abstractNum>
-  <w:abstractNum w:abstractNumId="15">
+  <w:abstractNum w:abstractNumId="19">
     <w:nsid w:val="61930F7B"/>
     <w:multiLevelType w:val="multilevel"/>
     <w:tmpl w:val="3ED83C4E"/>
@@ -7486,53 +8596,217 @@
       </w:rPr>
     </w:lvl>
   </w:abstractNum>
+  <w:abstractNum w:abstractNumId="20">
+    <w:nsid w:val="7D8B0907"/>
+    <w:multiLevelType w:val="multilevel"/>
+    <w:tmpl w:val="2B3C07CC"/>
+    <w:lvl w:ilvl="0">
+      <w:start w:val="1"/>
+      <w:numFmt w:val="bullet"/>
+      <w:lvlText w:val=""/>
+      <w:lvlJc w:val="left"/>
+      <w:pPr>
+        <w:tabs>
+          <w:tab w:val="num" w:pos="720"/>
+        </w:tabs>
+        <w:ind w:left="720" w:hanging="360"/>
+      </w:pPr>
+      <w:rPr>
+        <w:rFonts w:ascii="Symbol" w:hAnsi="Symbol" w:hint="default"/>
+        <w:sz w:val="20"/>
+      </w:rPr>
+    </w:lvl>
+    <w:lvl w:ilvl="1" w:tentative="1">
+      <w:start w:val="1"/>
+      <w:numFmt w:val="bullet"/>
+      <w:lvlText w:val="o"/>
+      <w:lvlJc w:val="left"/>
+      <w:pPr>
+        <w:tabs>
+          <w:tab w:val="num" w:pos="1440"/>
+        </w:tabs>
+        <w:ind w:left="1440" w:hanging="360"/>
+      </w:pPr>
+      <w:rPr>
+        <w:rFonts w:ascii="Courier New" w:hAnsi="Courier New" w:hint="default"/>
+        <w:sz w:val="20"/>
+      </w:rPr>
+    </w:lvl>
+    <w:lvl w:ilvl="2" w:tentative="1">
+      <w:start w:val="1"/>
+      <w:numFmt w:val="bullet"/>
+      <w:lvlText w:val=""/>
+      <w:lvlJc w:val="left"/>
+      <w:pPr>
+        <w:tabs>
+          <w:tab w:val="num" w:pos="2160"/>
+        </w:tabs>
+        <w:ind w:left="2160" w:hanging="360"/>
+      </w:pPr>
+      <w:rPr>
+        <w:rFonts w:ascii="Wingdings" w:hAnsi="Wingdings" w:hint="default"/>
+        <w:sz w:val="20"/>
+      </w:rPr>
+    </w:lvl>
+    <w:lvl w:ilvl="3" w:tentative="1">
+      <w:start w:val="1"/>
+      <w:numFmt w:val="bullet"/>
+      <w:lvlText w:val=""/>
+      <w:lvlJc w:val="left"/>
+      <w:pPr>
+        <w:tabs>
+          <w:tab w:val="num" w:pos="2880"/>
+        </w:tabs>
+        <w:ind w:left="2880" w:hanging="360"/>
+      </w:pPr>
+      <w:rPr>
+        <w:rFonts w:ascii="Wingdings" w:hAnsi="Wingdings" w:hint="default"/>
+        <w:sz w:val="20"/>
+      </w:rPr>
+    </w:lvl>
+    <w:lvl w:ilvl="4" w:tentative="1">
+      <w:start w:val="1"/>
+      <w:numFmt w:val="bullet"/>
+      <w:lvlText w:val=""/>
+      <w:lvlJc w:val="left"/>
+      <w:pPr>
+        <w:tabs>
+          <w:tab w:val="num" w:pos="3600"/>
+        </w:tabs>
+        <w:ind w:left="3600" w:hanging="360"/>
+      </w:pPr>
+      <w:rPr>
+        <w:rFonts w:ascii="Wingdings" w:hAnsi="Wingdings" w:hint="default"/>
+        <w:sz w:val="20"/>
+      </w:rPr>
+    </w:lvl>
+    <w:lvl w:ilvl="5" w:tentative="1">
+      <w:start w:val="1"/>
+      <w:numFmt w:val="bullet"/>
+      <w:lvlText w:val=""/>
+      <w:lvlJc w:val="left"/>
+      <w:pPr>
+        <w:tabs>
+          <w:tab w:val="num" w:pos="4320"/>
+        </w:tabs>
+        <w:ind w:left="4320" w:hanging="360"/>
+      </w:pPr>
+      <w:rPr>
+        <w:rFonts w:ascii="Wingdings" w:hAnsi="Wingdings" w:hint="default"/>
+        <w:sz w:val="20"/>
+      </w:rPr>
+    </w:lvl>
+    <w:lvl w:ilvl="6" w:tentative="1">
+      <w:start w:val="1"/>
+      <w:numFmt w:val="bullet"/>
+      <w:lvlText w:val=""/>
+      <w:lvlJc w:val="left"/>
+      <w:pPr>
+        <w:tabs>
+          <w:tab w:val="num" w:pos="5040"/>
+        </w:tabs>
+        <w:ind w:left="5040" w:hanging="360"/>
+      </w:pPr>
+      <w:rPr>
+        <w:rFonts w:ascii="Wingdings" w:hAnsi="Wingdings" w:hint="default"/>
+        <w:sz w:val="20"/>
+      </w:rPr>
+    </w:lvl>
+    <w:lvl w:ilvl="7" w:tentative="1">
+      <w:start w:val="1"/>
+      <w:numFmt w:val="bullet"/>
+      <w:lvlText w:val=""/>
+      <w:lvlJc w:val="left"/>
+      <w:pPr>
+        <w:tabs>
+          <w:tab w:val="num" w:pos="5760"/>
+        </w:tabs>
+        <w:ind w:left="5760" w:hanging="360"/>
+      </w:pPr>
+      <w:rPr>
+        <w:rFonts w:ascii="Wingdings" w:hAnsi="Wingdings" w:hint="default"/>
+        <w:sz w:val="20"/>
+      </w:rPr>
+    </w:lvl>
+    <w:lvl w:ilvl="8" w:tentative="1">
+      <w:start w:val="1"/>
+      <w:numFmt w:val="bullet"/>
+      <w:lvlText w:val=""/>
+      <w:lvlJc w:val="left"/>
+      <w:pPr>
+        <w:tabs>
+          <w:tab w:val="num" w:pos="6480"/>
+        </w:tabs>
+        <w:ind w:left="6480" w:hanging="360"/>
+      </w:pPr>
+      <w:rPr>
+        <w:rFonts w:ascii="Wingdings" w:hAnsi="Wingdings" w:hint="default"/>
+        <w:sz w:val="20"/>
+      </w:rPr>
+    </w:lvl>
+  </w:abstractNum>
   <w:num w:numId="1">
-    <w:abstractNumId w:val="7"/>
+    <w:abstractNumId w:val="10"/>
   </w:num>
   <w:num w:numId="2">
+    <w:abstractNumId w:val="17"/>
+  </w:num>
+  <w:num w:numId="3">
+    <w:abstractNumId w:val="16"/>
+  </w:num>
+  <w:num w:numId="4">
+    <w:abstractNumId w:val="11"/>
+  </w:num>
+  <w:num w:numId="5">
+    <w:abstractNumId w:val="5"/>
+  </w:num>
+  <w:num w:numId="6">
+    <w:abstractNumId w:val="18"/>
+  </w:num>
+  <w:num w:numId="7">
+    <w:abstractNumId w:val="3"/>
+  </w:num>
+  <w:num w:numId="8">
     <w:abstractNumId w:val="13"/>
   </w:num>
-  <w:num w:numId="3">
-    <w:abstractNumId w:val="12"/>
-  </w:num>
-  <w:num w:numId="4">
-    <w:abstractNumId w:val="8"/>
-  </w:num>
-  <w:num w:numId="5">
-    <w:abstractNumId w:val="3"/>
-  </w:num>
-  <w:num w:numId="6">
-    <w:abstractNumId w:val="14"/>
-  </w:num>
-  <w:num w:numId="7">
-    <w:abstractNumId w:val="2"/>
-  </w:num>
-  <w:num w:numId="8">
-    <w:abstractNumId w:val="9"/>
-  </w:num>
   <w:num w:numId="9">
-    <w:abstractNumId w:val="15"/>
+    <w:abstractNumId w:val="19"/>
   </w:num>
   <w:num w:numId="10">
     <w:abstractNumId w:val="0"/>
   </w:num>
   <w:num w:numId="11">
-    <w:abstractNumId w:val="6"/>
+    <w:abstractNumId w:val="9"/>
   </w:num>
   <w:num w:numId="12">
-    <w:abstractNumId w:val="10"/>
+    <w:abstractNumId w:val="14"/>
   </w:num>
   <w:num w:numId="13">
     <w:abstractNumId w:val="1"/>
   </w:num>
   <w:num w:numId="14">
-    <w:abstractNumId w:val="11"/>
+    <w:abstractNumId w:val="15"/>
   </w:num>
   <w:num w:numId="15">
-    <w:abstractNumId w:val="4"/>
+    <w:abstractNumId w:val="6"/>
   </w:num>
   <w:num w:numId="16">
-    <w:abstractNumId w:val="5"/>
+    <w:abstractNumId w:val="8"/>
+  </w:num>
+  <w:num w:numId="17">
+    <w:abstractNumId w:val="12"/>
+  </w:num>
+  <w:num w:numId="18">
+    <w:abstractNumId w:val="7"/>
+  </w:num>
+  <w:num w:numId="19">
+    <w:abstractNumId w:val="20"/>
+  </w:num>
+  <w:num w:numId="20">
+    <w:abstractNumId w:val="2"/>
+  </w:num>
+  <w:num w:numId="21">
+    <w:abstractNumId w:val="4"/>
   </w:num>
 </w:numbering>
 </file>
@@ -8033,6 +9307,17 @@
     <w:basedOn w:val="DefaultParagraphFont"/>
     <w:rsid w:val="00B44859"/>
   </w:style>
+  <w:style w:type="paragraph" w:styleId="ListParagraph">
+    <w:name w:val="List Paragraph"/>
+    <w:basedOn w:val="Normal"/>
+    <w:uiPriority w:val="34"/>
+    <w:qFormat/>
+    <w:rsid w:val="00880723"/>
+    <w:pPr>
+      <w:ind w:left="720"/>
+      <w:contextualSpacing/>
+    </w:pPr>
+  </w:style>
 </w:styles>
 </file>
 
@@ -8532,6 +9817,17 @@
     <w:basedOn w:val="DefaultParagraphFont"/>
     <w:rsid w:val="00B44859"/>
   </w:style>
+  <w:style w:type="paragraph" w:styleId="ListParagraph">
+    <w:name w:val="List Paragraph"/>
+    <w:basedOn w:val="Normal"/>
+    <w:uiPriority w:val="34"/>
+    <w:qFormat/>
+    <w:rsid w:val="00880723"/>
+    <w:pPr>
+      <w:ind w:left="720"/>
+      <w:contextualSpacing/>
+    </w:pPr>
+  </w:style>
 </w:styles>
 </file>
 
